--- a/CÔNG TY TNHH TMDV KATSUMI VIỆT NAM/KATSUMI VIỆT NAM_Thanhlapmoi/Điều lệ công ty_DA_DIEN.docx
+++ b/CÔNG TY TNHH TMDV KATSUMI VIỆT NAM/KATSUMI VIỆT NAM_Thanhlapmoi/Điều lệ công ty_DA_DIEN.docx
@@ -1216,7 +1216,7 @@
                 <w:sz w:val="26"/>
                 <w:szCs w:val="26"/>
               </w:rPr>
-              <w:t>KATSUMI VIET NAM TRADING SERVICES COMPANY LIMITED</w:t>
+              <w:t>KATSUMI VIET NAM TMDV COMPANY LIMITED</w:t>
             </w:r>
           </w:p>
         </w:tc>
@@ -1328,7 +1328,7 @@
           <w:szCs w:val="26"/>
           <w:lang w:eastAsia="zh-CN"/>
         </w:rPr>
-        <w:t>KATSUMI VIET NAM CO., LTD</w:t>
+        <w:t>KATSUMI VIET NAM TMDV CO., LTD</w:t>
       </w:r>
     </w:p>
     <w:p>
@@ -2485,10 +2485,10 @@
         <w:tblLook w:val="04A0" w:firstRow="1" w:lastRow="0" w:firstColumn="1" w:lastColumn="0" w:noHBand="0" w:noVBand="1"/>
       </w:tblPr>
       <w:tblGrid>
-        <w:gridCol w:w="741"/>
-        <w:gridCol w:w="1147"/>
-        <w:gridCol w:w="5127"/>
-        <w:gridCol w:w="1644"/>
+        <w:gridCol w:w="737"/>
+        <w:gridCol w:w="1152"/>
+        <w:gridCol w:w="5118"/>
+        <w:gridCol w:w="1652"/>
       </w:tblGrid>
       <w:tr>
         <w:trPr>
@@ -2503,17 +2503,20 @@
           </w:tcPr>
           <w:p>
             <w:pPr>
+              <w:spacing w:after="0" w:line="240" w:lineRule="auto"/>
               <w:jc w:val="center"/>
               <w:rPr>
-                <w:rFonts w:ascii="Times New Roman" w:eastAsia="Times New Roman" w:hAnsi="Times New Roman"/>
+                <w:rFonts w:eastAsia="Times New Roman"/>
                 <w:sz w:val="24"/>
+                <w:szCs w:val="22"/>
               </w:rPr>
             </w:pPr>
             <w:r>
               <w:rPr>
-                <w:rFonts w:ascii="Times New Roman" w:eastAsia="Times New Roman" w:hAnsi="Times New Roman"/>
+                <w:rFonts w:eastAsia="Times New Roman"/>
                 <w:b/>
                 <w:sz w:val="24"/>
+                <w:szCs w:val="22"/>
               </w:rPr>
               <w:t>STT</w:t>
             </w:r>
@@ -2527,36 +2530,41 @@
           </w:tcPr>
           <w:p>
             <w:pPr>
+              <w:spacing w:after="0" w:line="240" w:lineRule="auto"/>
               <w:jc w:val="center"/>
               <w:rPr>
-                <w:rFonts w:ascii="Times New Roman" w:eastAsia="Times New Roman" w:hAnsi="Times New Roman"/>
+                <w:rFonts w:eastAsia="Times New Roman"/>
                 <w:sz w:val="24"/>
+                <w:szCs w:val="22"/>
               </w:rPr>
             </w:pPr>
             <w:proofErr w:type="spellStart"/>
             <w:r>
               <w:rPr>
-                <w:rFonts w:ascii="Times New Roman" w:eastAsia="Times New Roman" w:hAnsi="Times New Roman"/>
+                <w:rFonts w:eastAsia="Times New Roman"/>
                 <w:b/>
                 <w:sz w:val="24"/>
+                <w:szCs w:val="22"/>
               </w:rPr>
               <w:t>Mã</w:t>
             </w:r>
             <w:proofErr w:type="spellEnd"/>
             <w:r>
               <w:rPr>
-                <w:rFonts w:ascii="Times New Roman" w:eastAsia="Times New Roman" w:hAnsi="Times New Roman"/>
+                <w:rFonts w:eastAsia="Times New Roman"/>
                 <w:b/>
                 <w:sz w:val="24"/>
+                <w:szCs w:val="22"/>
               </w:rPr>
               <w:t xml:space="preserve"> </w:t>
             </w:r>
             <w:proofErr w:type="spellStart"/>
             <w:r>
               <w:rPr>
-                <w:rFonts w:ascii="Times New Roman" w:eastAsia="Times New Roman" w:hAnsi="Times New Roman"/>
+                <w:rFonts w:eastAsia="Times New Roman"/>
                 <w:b/>
                 <w:sz w:val="24"/>
+                <w:szCs w:val="22"/>
               </w:rPr>
               <w:t>Ngành</w:t>
             </w:r>
@@ -2571,81 +2579,91 @@
           </w:tcPr>
           <w:p>
             <w:pPr>
+              <w:spacing w:after="0" w:line="240" w:lineRule="auto"/>
               <w:jc w:val="center"/>
               <w:rPr>
-                <w:rFonts w:ascii="Times New Roman" w:eastAsia="Times New Roman" w:hAnsi="Times New Roman"/>
+                <w:rFonts w:eastAsia="Times New Roman"/>
                 <w:sz w:val="24"/>
+                <w:szCs w:val="22"/>
               </w:rPr>
             </w:pPr>
             <w:proofErr w:type="spellStart"/>
             <w:r>
               <w:rPr>
-                <w:rFonts w:ascii="Times New Roman" w:eastAsia="Times New Roman" w:hAnsi="Times New Roman"/>
+                <w:rFonts w:eastAsia="Times New Roman"/>
                 <w:b/>
                 <w:sz w:val="24"/>
+                <w:szCs w:val="22"/>
               </w:rPr>
               <w:t>Tên</w:t>
             </w:r>
             <w:proofErr w:type="spellEnd"/>
             <w:r>
               <w:rPr>
-                <w:rFonts w:ascii="Times New Roman" w:eastAsia="Times New Roman" w:hAnsi="Times New Roman"/>
+                <w:rFonts w:eastAsia="Times New Roman"/>
                 <w:b/>
                 <w:sz w:val="24"/>
+                <w:szCs w:val="22"/>
               </w:rPr>
               <w:t xml:space="preserve"> </w:t>
             </w:r>
             <w:proofErr w:type="spellStart"/>
             <w:r>
               <w:rPr>
-                <w:rFonts w:ascii="Times New Roman" w:eastAsia="Times New Roman" w:hAnsi="Times New Roman"/>
+                <w:rFonts w:eastAsia="Times New Roman"/>
                 <w:b/>
                 <w:sz w:val="24"/>
+                <w:szCs w:val="22"/>
               </w:rPr>
               <w:t>ngành</w:t>
             </w:r>
             <w:proofErr w:type="spellEnd"/>
             <w:r>
               <w:rPr>
-                <w:rFonts w:ascii="Times New Roman" w:eastAsia="Times New Roman" w:hAnsi="Times New Roman"/>
+                <w:rFonts w:eastAsia="Times New Roman"/>
                 <w:b/>
                 <w:sz w:val="24"/>
+                <w:szCs w:val="22"/>
               </w:rPr>
               <w:t xml:space="preserve"> (bao </w:t>
             </w:r>
             <w:proofErr w:type="spellStart"/>
             <w:r>
               <w:rPr>
-                <w:rFonts w:ascii="Times New Roman" w:eastAsia="Times New Roman" w:hAnsi="Times New Roman"/>
+                <w:rFonts w:eastAsia="Times New Roman"/>
                 <w:b/>
                 <w:sz w:val="24"/>
+                <w:szCs w:val="22"/>
               </w:rPr>
               <w:t>gồm</w:t>
             </w:r>
             <w:proofErr w:type="spellEnd"/>
             <w:r>
               <w:rPr>
-                <w:rFonts w:ascii="Times New Roman" w:eastAsia="Times New Roman" w:hAnsi="Times New Roman"/>
+                <w:rFonts w:eastAsia="Times New Roman"/>
                 <w:b/>
                 <w:sz w:val="24"/>
+                <w:szCs w:val="22"/>
               </w:rPr>
               <w:t xml:space="preserve"> chi </w:t>
             </w:r>
             <w:proofErr w:type="spellStart"/>
             <w:r>
               <w:rPr>
-                <w:rFonts w:ascii="Times New Roman" w:eastAsia="Times New Roman" w:hAnsi="Times New Roman"/>
+                <w:rFonts w:eastAsia="Times New Roman"/>
                 <w:b/>
                 <w:sz w:val="24"/>
+                <w:szCs w:val="22"/>
               </w:rPr>
               <w:t>tiết</w:t>
             </w:r>
             <w:proofErr w:type="spellEnd"/>
             <w:r>
               <w:rPr>
-                <w:rFonts w:ascii="Times New Roman" w:eastAsia="Times New Roman" w:hAnsi="Times New Roman"/>
+                <w:rFonts w:eastAsia="Times New Roman"/>
                 <w:b/>
                 <w:sz w:val="24"/>
+                <w:szCs w:val="22"/>
               </w:rPr>
               <w:t>)</w:t>
             </w:r>
@@ -2659,36 +2677,41 @@
           </w:tcPr>
           <w:p>
             <w:pPr>
+              <w:spacing w:after="0" w:line="240" w:lineRule="auto"/>
               <w:jc w:val="center"/>
               <w:rPr>
-                <w:rFonts w:ascii="Times New Roman" w:eastAsia="Times New Roman" w:hAnsi="Times New Roman"/>
+                <w:rFonts w:eastAsia="Times New Roman"/>
                 <w:sz w:val="24"/>
+                <w:szCs w:val="22"/>
               </w:rPr>
             </w:pPr>
             <w:proofErr w:type="spellStart"/>
             <w:r>
               <w:rPr>
-                <w:rFonts w:ascii="Times New Roman" w:eastAsia="Times New Roman" w:hAnsi="Times New Roman"/>
+                <w:rFonts w:eastAsia="Times New Roman"/>
                 <w:b/>
                 <w:sz w:val="24"/>
+                <w:szCs w:val="22"/>
               </w:rPr>
               <w:t>Ngành</w:t>
             </w:r>
             <w:proofErr w:type="spellEnd"/>
             <w:r>
               <w:rPr>
-                <w:rFonts w:ascii="Times New Roman" w:eastAsia="Times New Roman" w:hAnsi="Times New Roman"/>
+                <w:rFonts w:eastAsia="Times New Roman"/>
                 <w:b/>
                 <w:sz w:val="24"/>
+                <w:szCs w:val="22"/>
               </w:rPr>
               <w:t xml:space="preserve"> </w:t>
             </w:r>
             <w:proofErr w:type="spellStart"/>
             <w:r>
               <w:rPr>
-                <w:rFonts w:ascii="Times New Roman" w:eastAsia="Times New Roman" w:hAnsi="Times New Roman"/>
+                <w:rFonts w:eastAsia="Times New Roman"/>
                 <w:b/>
                 <w:sz w:val="24"/>
+                <w:szCs w:val="22"/>
               </w:rPr>
               <w:t>chính</w:t>
             </w:r>
@@ -2706,11 +2729,20 @@
           </w:tcPr>
           <w:p>
             <w:pPr>
-              <w:rPr>
-                <w:rFonts w:ascii="Times New Roman" w:hAnsi="Times New Roman"/>
+              <w:spacing w:after="0" w:line="240" w:lineRule="auto"/>
+              <w:jc w:val="left"/>
+              <w:rPr>
+                <w:rFonts w:eastAsia="MS Mincho"/>
+                <w:sz w:val="22"/>
+                <w:szCs w:val="22"/>
               </w:rPr>
             </w:pPr>
             <w:r>
+              <w:rPr>
+                <w:rFonts w:eastAsia="MS Mincho"/>
+                <w:sz w:val="22"/>
+                <w:szCs w:val="22"/>
+              </w:rPr>
               <w:t>1</w:t>
             </w:r>
           </w:p>
@@ -2721,11 +2753,20 @@
           </w:tcPr>
           <w:p>
             <w:pPr>
-              <w:rPr>
-                <w:rFonts w:ascii="Times New Roman" w:hAnsi="Times New Roman"/>
+              <w:spacing w:after="0" w:line="240" w:lineRule="auto"/>
+              <w:jc w:val="left"/>
+              <w:rPr>
+                <w:rFonts w:eastAsia="MS Mincho"/>
+                <w:sz w:val="22"/>
+                <w:szCs w:val="22"/>
               </w:rPr>
             </w:pPr>
             <w:r>
+              <w:rPr>
+                <w:rFonts w:eastAsia="MS Mincho"/>
+                <w:sz w:val="22"/>
+                <w:szCs w:val="22"/>
+              </w:rPr>
               <w:t>4759</w:t>
             </w:r>
           </w:p>
@@ -2735,375 +2776,859 @@
             <w:tcW w:w="5892" w:type="dxa"/>
           </w:tcPr>
           <w:p>
-            <w:r>
+            <w:pPr>
+              <w:spacing w:after="0" w:line="240" w:lineRule="auto"/>
+              <w:jc w:val="left"/>
+              <w:rPr>
+                <w:rFonts w:eastAsia="MS Mincho"/>
+                <w:sz w:val="22"/>
+                <w:szCs w:val="22"/>
+              </w:rPr>
+            </w:pPr>
+            <w:r>
+              <w:rPr>
+                <w:rFonts w:eastAsia="MS Mincho"/>
+                <w:sz w:val="22"/>
+                <w:szCs w:val="22"/>
+              </w:rPr>
               <w:t xml:space="preserve">Bán </w:t>
             </w:r>
             <w:proofErr w:type="spellStart"/>
             <w:r>
+              <w:rPr>
+                <w:rFonts w:eastAsia="MS Mincho"/>
+                <w:sz w:val="22"/>
+                <w:szCs w:val="22"/>
+              </w:rPr>
               <w:t>lẻ</w:t>
             </w:r>
             <w:proofErr w:type="spellEnd"/>
             <w:r>
+              <w:rPr>
+                <w:rFonts w:eastAsia="MS Mincho"/>
+                <w:sz w:val="22"/>
+                <w:szCs w:val="22"/>
+              </w:rPr>
               <w:t xml:space="preserve"> </w:t>
             </w:r>
             <w:proofErr w:type="spellStart"/>
             <w:r>
+              <w:rPr>
+                <w:rFonts w:eastAsia="MS Mincho"/>
+                <w:sz w:val="22"/>
+                <w:szCs w:val="22"/>
+              </w:rPr>
               <w:t>đồ</w:t>
             </w:r>
             <w:proofErr w:type="spellEnd"/>
             <w:r>
+              <w:rPr>
+                <w:rFonts w:eastAsia="MS Mincho"/>
+                <w:sz w:val="22"/>
+                <w:szCs w:val="22"/>
+              </w:rPr>
               <w:t xml:space="preserve"> </w:t>
             </w:r>
             <w:proofErr w:type="spellStart"/>
             <w:r>
+              <w:rPr>
+                <w:rFonts w:eastAsia="MS Mincho"/>
+                <w:sz w:val="22"/>
+                <w:szCs w:val="22"/>
+              </w:rPr>
               <w:t>điện</w:t>
             </w:r>
             <w:proofErr w:type="spellEnd"/>
             <w:r>
+              <w:rPr>
+                <w:rFonts w:eastAsia="MS Mincho"/>
+                <w:sz w:val="22"/>
+                <w:szCs w:val="22"/>
+              </w:rPr>
               <w:t xml:space="preserve"> </w:t>
             </w:r>
             <w:proofErr w:type="spellStart"/>
             <w:r>
+              <w:rPr>
+                <w:rFonts w:eastAsia="MS Mincho"/>
+                <w:sz w:val="22"/>
+                <w:szCs w:val="22"/>
+              </w:rPr>
               <w:t>gia</w:t>
             </w:r>
             <w:proofErr w:type="spellEnd"/>
             <w:r>
+              <w:rPr>
+                <w:rFonts w:eastAsia="MS Mincho"/>
+                <w:sz w:val="22"/>
+                <w:szCs w:val="22"/>
+              </w:rPr>
               <w:t xml:space="preserve"> </w:t>
             </w:r>
             <w:proofErr w:type="spellStart"/>
             <w:r>
+              <w:rPr>
+                <w:rFonts w:eastAsia="MS Mincho"/>
+                <w:sz w:val="22"/>
+                <w:szCs w:val="22"/>
+              </w:rPr>
               <w:t>dụng</w:t>
             </w:r>
             <w:proofErr w:type="spellEnd"/>
             <w:r>
+              <w:rPr>
+                <w:rFonts w:eastAsia="MS Mincho"/>
+                <w:sz w:val="22"/>
+                <w:szCs w:val="22"/>
+              </w:rPr>
               <w:t xml:space="preserve">, </w:t>
             </w:r>
             <w:proofErr w:type="spellStart"/>
             <w:r>
+              <w:rPr>
+                <w:rFonts w:eastAsia="MS Mincho"/>
+                <w:sz w:val="22"/>
+                <w:szCs w:val="22"/>
+              </w:rPr>
               <w:t>giường</w:t>
             </w:r>
             <w:proofErr w:type="spellEnd"/>
             <w:r>
+              <w:rPr>
+                <w:rFonts w:eastAsia="MS Mincho"/>
+                <w:sz w:val="22"/>
+                <w:szCs w:val="22"/>
+              </w:rPr>
               <w:t xml:space="preserve">, </w:t>
             </w:r>
             <w:proofErr w:type="spellStart"/>
             <w:r>
+              <w:rPr>
+                <w:rFonts w:eastAsia="MS Mincho"/>
+                <w:sz w:val="22"/>
+                <w:szCs w:val="22"/>
+              </w:rPr>
               <w:t>tủ</w:t>
             </w:r>
             <w:proofErr w:type="spellEnd"/>
             <w:r>
+              <w:rPr>
+                <w:rFonts w:eastAsia="MS Mincho"/>
+                <w:sz w:val="22"/>
+                <w:szCs w:val="22"/>
+              </w:rPr>
               <w:t xml:space="preserve">, </w:t>
             </w:r>
             <w:proofErr w:type="spellStart"/>
             <w:r>
+              <w:rPr>
+                <w:rFonts w:eastAsia="MS Mincho"/>
+                <w:sz w:val="22"/>
+                <w:szCs w:val="22"/>
+              </w:rPr>
               <w:t>bàn</w:t>
             </w:r>
             <w:proofErr w:type="spellEnd"/>
             <w:r>
+              <w:rPr>
+                <w:rFonts w:eastAsia="MS Mincho"/>
+                <w:sz w:val="22"/>
+                <w:szCs w:val="22"/>
+              </w:rPr>
               <w:t xml:space="preserve">, </w:t>
             </w:r>
             <w:proofErr w:type="spellStart"/>
             <w:r>
+              <w:rPr>
+                <w:rFonts w:eastAsia="MS Mincho"/>
+                <w:sz w:val="22"/>
+                <w:szCs w:val="22"/>
+              </w:rPr>
               <w:t>ghế</w:t>
             </w:r>
             <w:proofErr w:type="spellEnd"/>
             <w:r>
+              <w:rPr>
+                <w:rFonts w:eastAsia="MS Mincho"/>
+                <w:sz w:val="22"/>
+                <w:szCs w:val="22"/>
+              </w:rPr>
               <w:t xml:space="preserve"> </w:t>
             </w:r>
             <w:proofErr w:type="spellStart"/>
             <w:r>
+              <w:rPr>
+                <w:rFonts w:eastAsia="MS Mincho"/>
+                <w:sz w:val="22"/>
+                <w:szCs w:val="22"/>
+              </w:rPr>
               <w:t>và</w:t>
             </w:r>
             <w:proofErr w:type="spellEnd"/>
             <w:r>
+              <w:rPr>
+                <w:rFonts w:eastAsia="MS Mincho"/>
+                <w:sz w:val="22"/>
+                <w:szCs w:val="22"/>
+              </w:rPr>
               <w:t xml:space="preserve"> </w:t>
             </w:r>
             <w:proofErr w:type="spellStart"/>
             <w:r>
+              <w:rPr>
+                <w:rFonts w:eastAsia="MS Mincho"/>
+                <w:sz w:val="22"/>
+                <w:szCs w:val="22"/>
+              </w:rPr>
               <w:t>đồ</w:t>
             </w:r>
             <w:proofErr w:type="spellEnd"/>
             <w:r>
+              <w:rPr>
+                <w:rFonts w:eastAsia="MS Mincho"/>
+                <w:sz w:val="22"/>
+                <w:szCs w:val="22"/>
+              </w:rPr>
               <w:t xml:space="preserve"> </w:t>
             </w:r>
             <w:proofErr w:type="spellStart"/>
             <w:r>
+              <w:rPr>
+                <w:rFonts w:eastAsia="MS Mincho"/>
+                <w:sz w:val="22"/>
+                <w:szCs w:val="22"/>
+              </w:rPr>
               <w:t>nội</w:t>
             </w:r>
             <w:proofErr w:type="spellEnd"/>
             <w:r>
+              <w:rPr>
+                <w:rFonts w:eastAsia="MS Mincho"/>
+                <w:sz w:val="22"/>
+                <w:szCs w:val="22"/>
+              </w:rPr>
               <w:t xml:space="preserve"> </w:t>
             </w:r>
             <w:proofErr w:type="spellStart"/>
             <w:r>
+              <w:rPr>
+                <w:rFonts w:eastAsia="MS Mincho"/>
+                <w:sz w:val="22"/>
+                <w:szCs w:val="22"/>
+              </w:rPr>
               <w:t>thất</w:t>
             </w:r>
             <w:proofErr w:type="spellEnd"/>
             <w:r>
+              <w:rPr>
+                <w:rFonts w:eastAsia="MS Mincho"/>
+                <w:sz w:val="22"/>
+                <w:szCs w:val="22"/>
+              </w:rPr>
               <w:t xml:space="preserve"> </w:t>
             </w:r>
             <w:proofErr w:type="spellStart"/>
             <w:r>
+              <w:rPr>
+                <w:rFonts w:eastAsia="MS Mincho"/>
+                <w:sz w:val="22"/>
+                <w:szCs w:val="22"/>
+              </w:rPr>
               <w:t>tương</w:t>
             </w:r>
             <w:proofErr w:type="spellEnd"/>
             <w:r>
+              <w:rPr>
+                <w:rFonts w:eastAsia="MS Mincho"/>
+                <w:sz w:val="22"/>
+                <w:szCs w:val="22"/>
+              </w:rPr>
               <w:t xml:space="preserve"> </w:t>
             </w:r>
             <w:proofErr w:type="spellStart"/>
             <w:r>
+              <w:rPr>
+                <w:rFonts w:eastAsia="MS Mincho"/>
+                <w:sz w:val="22"/>
+                <w:szCs w:val="22"/>
+              </w:rPr>
               <w:t>tự</w:t>
             </w:r>
             <w:proofErr w:type="spellEnd"/>
             <w:r>
+              <w:rPr>
+                <w:rFonts w:eastAsia="MS Mincho"/>
+                <w:sz w:val="22"/>
+                <w:szCs w:val="22"/>
+              </w:rPr>
               <w:t xml:space="preserve">, </w:t>
             </w:r>
             <w:proofErr w:type="spellStart"/>
             <w:r>
+              <w:rPr>
+                <w:rFonts w:eastAsia="MS Mincho"/>
+                <w:sz w:val="22"/>
+                <w:szCs w:val="22"/>
+              </w:rPr>
               <w:t>đèn</w:t>
             </w:r>
             <w:proofErr w:type="spellEnd"/>
             <w:r>
+              <w:rPr>
+                <w:rFonts w:eastAsia="MS Mincho"/>
+                <w:sz w:val="22"/>
+                <w:szCs w:val="22"/>
+              </w:rPr>
               <w:t xml:space="preserve"> </w:t>
             </w:r>
             <w:proofErr w:type="spellStart"/>
             <w:r>
+              <w:rPr>
+                <w:rFonts w:eastAsia="MS Mincho"/>
+                <w:sz w:val="22"/>
+                <w:szCs w:val="22"/>
+              </w:rPr>
               <w:t>và</w:t>
             </w:r>
             <w:proofErr w:type="spellEnd"/>
             <w:r>
+              <w:rPr>
+                <w:rFonts w:eastAsia="MS Mincho"/>
+                <w:sz w:val="22"/>
+                <w:szCs w:val="22"/>
+              </w:rPr>
               <w:t xml:space="preserve"> </w:t>
             </w:r>
             <w:proofErr w:type="spellStart"/>
             <w:r>
+              <w:rPr>
+                <w:rFonts w:eastAsia="MS Mincho"/>
+                <w:sz w:val="22"/>
+                <w:szCs w:val="22"/>
+              </w:rPr>
               <w:t>bộ</w:t>
             </w:r>
             <w:proofErr w:type="spellEnd"/>
             <w:r>
+              <w:rPr>
+                <w:rFonts w:eastAsia="MS Mincho"/>
+                <w:sz w:val="22"/>
+                <w:szCs w:val="22"/>
+              </w:rPr>
               <w:t xml:space="preserve"> </w:t>
             </w:r>
             <w:proofErr w:type="spellStart"/>
             <w:r>
+              <w:rPr>
+                <w:rFonts w:eastAsia="MS Mincho"/>
+                <w:sz w:val="22"/>
+                <w:szCs w:val="22"/>
+              </w:rPr>
               <w:t>đèn</w:t>
             </w:r>
             <w:proofErr w:type="spellEnd"/>
             <w:r>
+              <w:rPr>
+                <w:rFonts w:eastAsia="MS Mincho"/>
+                <w:sz w:val="22"/>
+                <w:szCs w:val="22"/>
+              </w:rPr>
               <w:t xml:space="preserve"> </w:t>
             </w:r>
             <w:proofErr w:type="spellStart"/>
             <w:r>
+              <w:rPr>
+                <w:rFonts w:eastAsia="MS Mincho"/>
+                <w:sz w:val="22"/>
+                <w:szCs w:val="22"/>
+              </w:rPr>
               <w:t>điện</w:t>
             </w:r>
             <w:proofErr w:type="spellEnd"/>
             <w:r>
+              <w:rPr>
+                <w:rFonts w:eastAsia="MS Mincho"/>
+                <w:sz w:val="22"/>
+                <w:szCs w:val="22"/>
+              </w:rPr>
               <w:t xml:space="preserve">, </w:t>
             </w:r>
             <w:proofErr w:type="spellStart"/>
             <w:r>
+              <w:rPr>
+                <w:rFonts w:eastAsia="MS Mincho"/>
+                <w:sz w:val="22"/>
+                <w:szCs w:val="22"/>
+              </w:rPr>
               <w:t>đồ</w:t>
             </w:r>
             <w:proofErr w:type="spellEnd"/>
             <w:r>
+              <w:rPr>
+                <w:rFonts w:eastAsia="MS Mincho"/>
+                <w:sz w:val="22"/>
+                <w:szCs w:val="22"/>
+              </w:rPr>
               <w:t xml:space="preserve"> </w:t>
             </w:r>
             <w:proofErr w:type="spellStart"/>
             <w:r>
+              <w:rPr>
+                <w:rFonts w:eastAsia="MS Mincho"/>
+                <w:sz w:val="22"/>
+                <w:szCs w:val="22"/>
+              </w:rPr>
               <w:t>dùng</w:t>
             </w:r>
             <w:proofErr w:type="spellEnd"/>
             <w:r>
+              <w:rPr>
+                <w:rFonts w:eastAsia="MS Mincho"/>
+                <w:sz w:val="22"/>
+                <w:szCs w:val="22"/>
+              </w:rPr>
               <w:t xml:space="preserve"> </w:t>
             </w:r>
             <w:proofErr w:type="spellStart"/>
             <w:r>
+              <w:rPr>
+                <w:rFonts w:eastAsia="MS Mincho"/>
+                <w:sz w:val="22"/>
+                <w:szCs w:val="22"/>
+              </w:rPr>
               <w:t>gia</w:t>
             </w:r>
             <w:proofErr w:type="spellEnd"/>
             <w:r>
+              <w:rPr>
+                <w:rFonts w:eastAsia="MS Mincho"/>
+                <w:sz w:val="22"/>
+                <w:szCs w:val="22"/>
+              </w:rPr>
               <w:t xml:space="preserve"> </w:t>
             </w:r>
             <w:proofErr w:type="spellStart"/>
             <w:r>
+              <w:rPr>
+                <w:rFonts w:eastAsia="MS Mincho"/>
+                <w:sz w:val="22"/>
+                <w:szCs w:val="22"/>
+              </w:rPr>
               <w:t>đình</w:t>
             </w:r>
             <w:proofErr w:type="spellEnd"/>
             <w:r>
+              <w:rPr>
+                <w:rFonts w:eastAsia="MS Mincho"/>
+                <w:sz w:val="22"/>
+                <w:szCs w:val="22"/>
+              </w:rPr>
               <w:t xml:space="preserve"> </w:t>
             </w:r>
             <w:proofErr w:type="spellStart"/>
             <w:r>
+              <w:rPr>
+                <w:rFonts w:eastAsia="MS Mincho"/>
+                <w:sz w:val="22"/>
+                <w:szCs w:val="22"/>
+              </w:rPr>
               <w:t>khác</w:t>
             </w:r>
             <w:proofErr w:type="spellEnd"/>
             <w:r>
+              <w:rPr>
+                <w:rFonts w:eastAsia="MS Mincho"/>
+                <w:sz w:val="22"/>
+                <w:szCs w:val="22"/>
+              </w:rPr>
               <w:t xml:space="preserve"> </w:t>
             </w:r>
             <w:proofErr w:type="spellStart"/>
             <w:r>
+              <w:rPr>
+                <w:rFonts w:eastAsia="MS Mincho"/>
+                <w:sz w:val="22"/>
+                <w:szCs w:val="22"/>
+              </w:rPr>
               <w:t>chưa</w:t>
             </w:r>
             <w:proofErr w:type="spellEnd"/>
             <w:r>
+              <w:rPr>
+                <w:rFonts w:eastAsia="MS Mincho"/>
+                <w:sz w:val="22"/>
+                <w:szCs w:val="22"/>
+              </w:rPr>
               <w:t xml:space="preserve"> </w:t>
             </w:r>
             <w:proofErr w:type="spellStart"/>
             <w:r>
+              <w:rPr>
+                <w:rFonts w:eastAsia="MS Mincho"/>
+                <w:sz w:val="22"/>
+                <w:szCs w:val="22"/>
+              </w:rPr>
               <w:t>được</w:t>
             </w:r>
             <w:proofErr w:type="spellEnd"/>
             <w:r>
+              <w:rPr>
+                <w:rFonts w:eastAsia="MS Mincho"/>
+                <w:sz w:val="22"/>
+                <w:szCs w:val="22"/>
+              </w:rPr>
               <w:t xml:space="preserve"> </w:t>
             </w:r>
             <w:proofErr w:type="spellStart"/>
             <w:r>
+              <w:rPr>
+                <w:rFonts w:eastAsia="MS Mincho"/>
+                <w:sz w:val="22"/>
+                <w:szCs w:val="22"/>
+              </w:rPr>
               <w:t>phân</w:t>
             </w:r>
             <w:proofErr w:type="spellEnd"/>
             <w:r>
+              <w:rPr>
+                <w:rFonts w:eastAsia="MS Mincho"/>
+                <w:sz w:val="22"/>
+                <w:szCs w:val="22"/>
+              </w:rPr>
               <w:t xml:space="preserve"> </w:t>
             </w:r>
             <w:proofErr w:type="spellStart"/>
             <w:r>
+              <w:rPr>
+                <w:rFonts w:eastAsia="MS Mincho"/>
+                <w:sz w:val="22"/>
+                <w:szCs w:val="22"/>
+              </w:rPr>
               <w:t>vào</w:t>
             </w:r>
             <w:proofErr w:type="spellEnd"/>
             <w:r>
+              <w:rPr>
+                <w:rFonts w:eastAsia="MS Mincho"/>
+                <w:sz w:val="22"/>
+                <w:szCs w:val="22"/>
+              </w:rPr>
               <w:t xml:space="preserve"> </w:t>
             </w:r>
             <w:proofErr w:type="spellStart"/>
             <w:r>
+              <w:rPr>
+                <w:rFonts w:eastAsia="MS Mincho"/>
+                <w:sz w:val="22"/>
+                <w:szCs w:val="22"/>
+              </w:rPr>
               <w:t>đâu</w:t>
             </w:r>
             <w:proofErr w:type="spellEnd"/>
             <w:r>
+              <w:rPr>
+                <w:rFonts w:eastAsia="MS Mincho"/>
+                <w:sz w:val="22"/>
+                <w:szCs w:val="22"/>
+              </w:rPr>
               <w:t xml:space="preserve"> </w:t>
             </w:r>
           </w:p>
           <w:p>
             <w:pPr>
-              <w:rPr>
-                <w:rFonts w:ascii="Times New Roman" w:hAnsi="Times New Roman"/>
+              <w:spacing w:after="0" w:line="240" w:lineRule="auto"/>
+              <w:jc w:val="left"/>
+              <w:rPr>
+                <w:rFonts w:eastAsia="MS Mincho"/>
                 <w:sz w:val="26"/>
                 <w:szCs w:val="26"/>
               </w:rPr>
             </w:pPr>
             <w:r>
+              <w:rPr>
+                <w:rFonts w:eastAsia="MS Mincho"/>
+                <w:sz w:val="22"/>
+                <w:szCs w:val="22"/>
+              </w:rPr>
               <w:t xml:space="preserve">Chi </w:t>
             </w:r>
             <w:proofErr w:type="spellStart"/>
             <w:r>
+              <w:rPr>
+                <w:rFonts w:eastAsia="MS Mincho"/>
+                <w:sz w:val="22"/>
+                <w:szCs w:val="22"/>
+              </w:rPr>
               <w:t>tiết</w:t>
             </w:r>
             <w:proofErr w:type="spellEnd"/>
             <w:r>
-              <w:t xml:space="preserve">: </w:t>
+              <w:rPr>
+                <w:rFonts w:eastAsia="MS Mincho"/>
+                <w:sz w:val="22"/>
+                <w:szCs w:val="22"/>
+              </w:rPr>
+              <w:t xml:space="preserve">: Bán </w:t>
             </w:r>
             <w:proofErr w:type="spellStart"/>
             <w:r>
-              <w:t>Tủ</w:t>
+              <w:rPr>
+                <w:rFonts w:eastAsia="MS Mincho"/>
+                <w:sz w:val="22"/>
+                <w:szCs w:val="22"/>
+              </w:rPr>
+              <w:t>lẻ</w:t>
             </w:r>
             <w:proofErr w:type="spellEnd"/>
             <w:r>
+              <w:rPr>
+                <w:rFonts w:eastAsia="MS Mincho"/>
+                <w:sz w:val="22"/>
+                <w:szCs w:val="22"/>
+              </w:rPr>
               <w:t xml:space="preserve"> </w:t>
             </w:r>
             <w:proofErr w:type="spellStart"/>
             <w:r>
+              <w:rPr>
+                <w:rFonts w:eastAsia="MS Mincho"/>
+                <w:sz w:val="22"/>
+                <w:szCs w:val="22"/>
+              </w:rPr>
+              <w:t>tủ</w:t>
+            </w:r>
+            <w:proofErr w:type="spellEnd"/>
+            <w:r>
+              <w:rPr>
+                <w:rFonts w:eastAsia="MS Mincho"/>
+                <w:sz w:val="22"/>
+                <w:szCs w:val="22"/>
+              </w:rPr>
+              <w:t xml:space="preserve"> </w:t>
+            </w:r>
+            <w:proofErr w:type="spellStart"/>
+            <w:r>
+              <w:rPr>
+                <w:rFonts w:eastAsia="MS Mincho"/>
+                <w:sz w:val="22"/>
+                <w:szCs w:val="22"/>
+              </w:rPr>
               <w:t>bếp</w:t>
             </w:r>
             <w:proofErr w:type="spellEnd"/>
             <w:r>
+              <w:rPr>
+                <w:rFonts w:eastAsia="MS Mincho"/>
+                <w:sz w:val="22"/>
+                <w:szCs w:val="22"/>
+              </w:rPr>
               <w:t xml:space="preserve">, </w:t>
             </w:r>
             <w:proofErr w:type="spellStart"/>
             <w:r>
-              <w:t>Tủ</w:t>
+              <w:rPr>
+                <w:rFonts w:eastAsia="MS Mincho"/>
+                <w:sz w:val="22"/>
+                <w:szCs w:val="22"/>
+              </w:rPr>
+              <w:t>tủ</w:t>
             </w:r>
             <w:proofErr w:type="spellEnd"/>
             <w:r>
+              <w:rPr>
+                <w:rFonts w:eastAsia="MS Mincho"/>
+                <w:sz w:val="22"/>
+                <w:szCs w:val="22"/>
+              </w:rPr>
               <w:t xml:space="preserve"> </w:t>
             </w:r>
             <w:proofErr w:type="spellStart"/>
             <w:r>
+              <w:rPr>
+                <w:rFonts w:eastAsia="MS Mincho"/>
+                <w:sz w:val="22"/>
+                <w:szCs w:val="22"/>
+              </w:rPr>
               <w:t>phòng</w:t>
             </w:r>
             <w:proofErr w:type="spellEnd"/>
             <w:r>
+              <w:rPr>
+                <w:rFonts w:eastAsia="MS Mincho"/>
+                <w:sz w:val="22"/>
+                <w:szCs w:val="22"/>
+              </w:rPr>
               <w:t xml:space="preserve"> </w:t>
             </w:r>
             <w:proofErr w:type="spellStart"/>
             <w:r>
+              <w:rPr>
+                <w:rFonts w:eastAsia="MS Mincho"/>
+                <w:sz w:val="22"/>
+                <w:szCs w:val="22"/>
+              </w:rPr>
               <w:t>tắm</w:t>
             </w:r>
             <w:proofErr w:type="spellEnd"/>
             <w:r>
+              <w:rPr>
+                <w:rFonts w:eastAsia="MS Mincho"/>
+                <w:sz w:val="22"/>
+                <w:szCs w:val="22"/>
+              </w:rPr>
               <w:t xml:space="preserve">, </w:t>
             </w:r>
             <w:proofErr w:type="spellStart"/>
             <w:r>
+              <w:rPr>
+                <w:rFonts w:eastAsia="MS Mincho"/>
+                <w:sz w:val="22"/>
+                <w:szCs w:val="22"/>
+              </w:rPr>
               <w:t>thiết</w:t>
             </w:r>
             <w:proofErr w:type="spellEnd"/>
             <w:r>
+              <w:rPr>
+                <w:rFonts w:eastAsia="MS Mincho"/>
+                <w:sz w:val="22"/>
+                <w:szCs w:val="22"/>
+              </w:rPr>
               <w:t xml:space="preserve"> </w:t>
             </w:r>
             <w:proofErr w:type="spellStart"/>
             <w:r>
+              <w:rPr>
+                <w:rFonts w:eastAsia="MS Mincho"/>
+                <w:sz w:val="22"/>
+                <w:szCs w:val="22"/>
+              </w:rPr>
               <w:t>bị</w:t>
             </w:r>
             <w:proofErr w:type="spellEnd"/>
             <w:r>
+              <w:rPr>
+                <w:rFonts w:eastAsia="MS Mincho"/>
+                <w:sz w:val="22"/>
+                <w:szCs w:val="22"/>
+              </w:rPr>
               <w:t xml:space="preserve"> </w:t>
             </w:r>
             <w:proofErr w:type="spellStart"/>
             <w:r>
+              <w:rPr>
+                <w:rFonts w:eastAsia="MS Mincho"/>
+                <w:sz w:val="22"/>
+                <w:szCs w:val="22"/>
+              </w:rPr>
               <w:t>vệ</w:t>
             </w:r>
             <w:proofErr w:type="spellEnd"/>
             <w:r>
+              <w:rPr>
+                <w:rFonts w:eastAsia="MS Mincho"/>
+                <w:sz w:val="22"/>
+                <w:szCs w:val="22"/>
+              </w:rPr>
               <w:t xml:space="preserve"> </w:t>
             </w:r>
             <w:proofErr w:type="spellStart"/>
             <w:r>
+              <w:rPr>
+                <w:rFonts w:eastAsia="MS Mincho"/>
+                <w:sz w:val="22"/>
+                <w:szCs w:val="22"/>
+              </w:rPr>
               <w:t>sinh</w:t>
             </w:r>
             <w:proofErr w:type="spellEnd"/>
             <w:r>
+              <w:rPr>
+                <w:rFonts w:eastAsia="MS Mincho"/>
+                <w:sz w:val="22"/>
+                <w:szCs w:val="22"/>
+              </w:rPr>
               <w:t xml:space="preserve"> </w:t>
             </w:r>
             <w:proofErr w:type="spellStart"/>
             <w:r>
+              <w:rPr>
+                <w:rFonts w:eastAsia="MS Mincho"/>
+                <w:sz w:val="22"/>
+                <w:szCs w:val="22"/>
+              </w:rPr>
               <w:t>và</w:t>
             </w:r>
             <w:proofErr w:type="spellEnd"/>
             <w:r>
+              <w:rPr>
+                <w:rFonts w:eastAsia="MS Mincho"/>
+                <w:sz w:val="22"/>
+                <w:szCs w:val="22"/>
+              </w:rPr>
               <w:t xml:space="preserve"> </w:t>
             </w:r>
             <w:proofErr w:type="spellStart"/>
             <w:r>
+              <w:rPr>
+                <w:rFonts w:eastAsia="MS Mincho"/>
+                <w:sz w:val="22"/>
+                <w:szCs w:val="22"/>
+              </w:rPr>
               <w:t>phụ</w:t>
             </w:r>
             <w:proofErr w:type="spellEnd"/>
             <w:r>
+              <w:rPr>
+                <w:rFonts w:eastAsia="MS Mincho"/>
+                <w:sz w:val="22"/>
+                <w:szCs w:val="22"/>
+              </w:rPr>
               <w:t xml:space="preserve"> </w:t>
             </w:r>
             <w:proofErr w:type="spellStart"/>
             <w:r>
+              <w:rPr>
+                <w:rFonts w:eastAsia="MS Mincho"/>
+                <w:sz w:val="22"/>
+                <w:szCs w:val="22"/>
+              </w:rPr>
               <w:t>kiện</w:t>
             </w:r>
             <w:proofErr w:type="spellEnd"/>
             <w:r>
+              <w:rPr>
+                <w:rFonts w:eastAsia="MS Mincho"/>
+                <w:sz w:val="22"/>
+                <w:szCs w:val="22"/>
+              </w:rPr>
               <w:t xml:space="preserve"> </w:t>
             </w:r>
             <w:proofErr w:type="spellStart"/>
             <w:r>
+              <w:rPr>
+                <w:rFonts w:eastAsia="MS Mincho"/>
+                <w:sz w:val="22"/>
+                <w:szCs w:val="22"/>
+              </w:rPr>
               <w:t>nội</w:t>
             </w:r>
             <w:proofErr w:type="spellEnd"/>
             <w:r>
+              <w:rPr>
+                <w:rFonts w:eastAsia="MS Mincho"/>
+                <w:sz w:val="22"/>
+                <w:szCs w:val="22"/>
+              </w:rPr>
               <w:t xml:space="preserve"> </w:t>
             </w:r>
             <w:proofErr w:type="spellStart"/>
             <w:r>
+              <w:rPr>
+                <w:rFonts w:eastAsia="MS Mincho"/>
+                <w:sz w:val="22"/>
+                <w:szCs w:val="22"/>
+              </w:rPr>
               <w:t>thất</w:t>
             </w:r>
             <w:proofErr w:type="spellEnd"/>
@@ -3115,7 +3640,21 @@
             <w:vAlign w:val="center"/>
           </w:tcPr>
           <w:p>
-            <w:r>
+            <w:pPr>
+              <w:spacing w:after="0" w:line="240" w:lineRule="auto"/>
+              <w:jc w:val="left"/>
+              <w:rPr>
+                <w:rFonts w:eastAsia="MS Mincho"/>
+                <w:sz w:val="22"/>
+                <w:szCs w:val="22"/>
+              </w:rPr>
+            </w:pPr>
+            <w:r>
+              <w:rPr>
+                <w:rFonts w:eastAsia="MS Mincho"/>
+                <w:sz w:val="22"/>
+                <w:szCs w:val="22"/>
+              </w:rPr>
               <w:t>X</w:t>
             </w:r>
           </w:p>
@@ -3131,11 +3670,20 @@
           </w:tcPr>
           <w:p>
             <w:pPr>
-              <w:rPr>
-                <w:rFonts w:ascii="Times New Roman" w:hAnsi="Times New Roman"/>
+              <w:spacing w:after="0" w:line="240" w:lineRule="auto"/>
+              <w:jc w:val="left"/>
+              <w:rPr>
+                <w:rFonts w:eastAsia="MS Mincho"/>
+                <w:sz w:val="22"/>
+                <w:szCs w:val="22"/>
               </w:rPr>
             </w:pPr>
             <w:r>
+              <w:rPr>
+                <w:rFonts w:eastAsia="MS Mincho"/>
+                <w:sz w:val="22"/>
+                <w:szCs w:val="22"/>
+              </w:rPr>
               <w:t>2</w:t>
             </w:r>
           </w:p>
@@ -3146,11 +3694,20 @@
           </w:tcPr>
           <w:p>
             <w:pPr>
-              <w:rPr>
-                <w:rFonts w:ascii="Times New Roman" w:hAnsi="Times New Roman"/>
+              <w:spacing w:after="0" w:line="240" w:lineRule="auto"/>
+              <w:jc w:val="left"/>
+              <w:rPr>
+                <w:rFonts w:eastAsia="MS Mincho"/>
+                <w:sz w:val="22"/>
+                <w:szCs w:val="22"/>
               </w:rPr>
             </w:pPr>
             <w:r>
+              <w:rPr>
+                <w:rFonts w:eastAsia="MS Mincho"/>
+                <w:sz w:val="22"/>
+                <w:szCs w:val="22"/>
+              </w:rPr>
               <w:t>4649</w:t>
             </w:r>
           </w:p>
@@ -3161,65 +3718,137 @@
           </w:tcPr>
           <w:p>
             <w:pPr>
-              <w:rPr>
-                <w:rFonts w:ascii="Times New Roman" w:hAnsi="Times New Roman"/>
+              <w:spacing w:after="0" w:line="240" w:lineRule="auto"/>
+              <w:jc w:val="left"/>
+              <w:rPr>
+                <w:rFonts w:eastAsia="MS Mincho"/>
                 <w:sz w:val="26"/>
                 <w:szCs w:val="26"/>
               </w:rPr>
             </w:pPr>
             <w:r>
+              <w:rPr>
+                <w:rFonts w:eastAsia="MS Mincho"/>
+                <w:sz w:val="22"/>
+                <w:szCs w:val="22"/>
+              </w:rPr>
               <w:t xml:space="preserve">Bán </w:t>
             </w:r>
             <w:proofErr w:type="spellStart"/>
             <w:r>
+              <w:rPr>
+                <w:rFonts w:eastAsia="MS Mincho"/>
+                <w:sz w:val="22"/>
+                <w:szCs w:val="22"/>
+              </w:rPr>
               <w:t>buôn</w:t>
             </w:r>
             <w:proofErr w:type="spellEnd"/>
             <w:r>
+              <w:rPr>
+                <w:rFonts w:eastAsia="MS Mincho"/>
+                <w:sz w:val="22"/>
+                <w:szCs w:val="22"/>
+              </w:rPr>
               <w:t xml:space="preserve"> </w:t>
             </w:r>
             <w:proofErr w:type="spellStart"/>
             <w:r>
+              <w:rPr>
+                <w:rFonts w:eastAsia="MS Mincho"/>
+                <w:sz w:val="22"/>
+                <w:szCs w:val="22"/>
+              </w:rPr>
               <w:t>đồ</w:t>
             </w:r>
             <w:proofErr w:type="spellEnd"/>
             <w:r>
+              <w:rPr>
+                <w:rFonts w:eastAsia="MS Mincho"/>
+                <w:sz w:val="22"/>
+                <w:szCs w:val="22"/>
+              </w:rPr>
               <w:t xml:space="preserve"> </w:t>
             </w:r>
             <w:proofErr w:type="spellStart"/>
             <w:r>
+              <w:rPr>
+                <w:rFonts w:eastAsia="MS Mincho"/>
+                <w:sz w:val="22"/>
+                <w:szCs w:val="22"/>
+              </w:rPr>
               <w:t>dùng</w:t>
             </w:r>
             <w:proofErr w:type="spellEnd"/>
             <w:r>
+              <w:rPr>
+                <w:rFonts w:eastAsia="MS Mincho"/>
+                <w:sz w:val="22"/>
+                <w:szCs w:val="22"/>
+              </w:rPr>
               <w:t xml:space="preserve"> </w:t>
             </w:r>
             <w:proofErr w:type="spellStart"/>
             <w:r>
+              <w:rPr>
+                <w:rFonts w:eastAsia="MS Mincho"/>
+                <w:sz w:val="22"/>
+                <w:szCs w:val="22"/>
+              </w:rPr>
               <w:t>khác</w:t>
             </w:r>
             <w:proofErr w:type="spellEnd"/>
             <w:r>
+              <w:rPr>
+                <w:rFonts w:eastAsia="MS Mincho"/>
+                <w:sz w:val="22"/>
+                <w:szCs w:val="22"/>
+              </w:rPr>
               <w:t xml:space="preserve"> </w:t>
             </w:r>
             <w:proofErr w:type="spellStart"/>
             <w:r>
+              <w:rPr>
+                <w:rFonts w:eastAsia="MS Mincho"/>
+                <w:sz w:val="22"/>
+                <w:szCs w:val="22"/>
+              </w:rPr>
               <w:t>cho</w:t>
             </w:r>
             <w:proofErr w:type="spellEnd"/>
             <w:r>
+              <w:rPr>
+                <w:rFonts w:eastAsia="MS Mincho"/>
+                <w:sz w:val="22"/>
+                <w:szCs w:val="22"/>
+              </w:rPr>
               <w:t xml:space="preserve"> </w:t>
             </w:r>
             <w:proofErr w:type="spellStart"/>
             <w:r>
+              <w:rPr>
+                <w:rFonts w:eastAsia="MS Mincho"/>
+                <w:sz w:val="22"/>
+                <w:szCs w:val="22"/>
+              </w:rPr>
               <w:t>gia</w:t>
             </w:r>
             <w:proofErr w:type="spellEnd"/>
             <w:r>
+              <w:rPr>
+                <w:rFonts w:eastAsia="MS Mincho"/>
+                <w:sz w:val="22"/>
+                <w:szCs w:val="22"/>
+              </w:rPr>
               <w:t xml:space="preserve"> </w:t>
             </w:r>
             <w:proofErr w:type="spellStart"/>
             <w:r>
+              <w:rPr>
+                <w:rFonts w:eastAsia="MS Mincho"/>
+                <w:sz w:val="22"/>
+                <w:szCs w:val="22"/>
+              </w:rPr>
               <w:t>đình</w:t>
             </w:r>
             <w:proofErr w:type="spellEnd"/>
@@ -3230,7 +3859,17 @@
             <w:tcW w:w="1787" w:type="dxa"/>
             <w:vAlign w:val="center"/>
           </w:tcPr>
-          <w:p/>
+          <w:p>
+            <w:pPr>
+              <w:spacing w:after="0" w:line="240" w:lineRule="auto"/>
+              <w:jc w:val="left"/>
+              <w:rPr>
+                <w:rFonts w:eastAsia="MS Mincho"/>
+                <w:sz w:val="22"/>
+                <w:szCs w:val="22"/>
+              </w:rPr>
+            </w:pPr>
+          </w:p>
         </w:tc>
       </w:tr>
       <w:tr>
@@ -3243,11 +3882,20 @@
           </w:tcPr>
           <w:p>
             <w:pPr>
-              <w:rPr>
-                <w:rFonts w:ascii="Times New Roman" w:hAnsi="Times New Roman"/>
+              <w:spacing w:after="0" w:line="240" w:lineRule="auto"/>
+              <w:jc w:val="left"/>
+              <w:rPr>
+                <w:rFonts w:eastAsia="MS Mincho"/>
+                <w:sz w:val="22"/>
+                <w:szCs w:val="22"/>
               </w:rPr>
             </w:pPr>
             <w:r>
+              <w:rPr>
+                <w:rFonts w:eastAsia="MS Mincho"/>
+                <w:sz w:val="22"/>
+                <w:szCs w:val="22"/>
+              </w:rPr>
               <w:t>3</w:t>
             </w:r>
           </w:p>
@@ -3258,11 +3906,20 @@
           </w:tcPr>
           <w:p>
             <w:pPr>
-              <w:rPr>
-                <w:rFonts w:ascii="Times New Roman" w:hAnsi="Times New Roman"/>
+              <w:spacing w:after="0" w:line="240" w:lineRule="auto"/>
+              <w:jc w:val="left"/>
+              <w:rPr>
+                <w:rFonts w:eastAsia="MS Mincho"/>
+                <w:sz w:val="22"/>
+                <w:szCs w:val="22"/>
               </w:rPr>
             </w:pPr>
             <w:r>
+              <w:rPr>
+                <w:rFonts w:eastAsia="MS Mincho"/>
+                <w:sz w:val="22"/>
+                <w:szCs w:val="22"/>
+              </w:rPr>
               <w:t>4673</w:t>
             </w:r>
           </w:p>
@@ -3273,97 +3930,209 @@
           </w:tcPr>
           <w:p>
             <w:pPr>
-              <w:rPr>
-                <w:rFonts w:ascii="Times New Roman" w:hAnsi="Times New Roman"/>
+              <w:spacing w:after="0" w:line="240" w:lineRule="auto"/>
+              <w:jc w:val="left"/>
+              <w:rPr>
+                <w:rFonts w:eastAsia="MS Mincho"/>
                 <w:sz w:val="26"/>
                 <w:szCs w:val="26"/>
               </w:rPr>
             </w:pPr>
             <w:r>
+              <w:rPr>
+                <w:rFonts w:eastAsia="MS Mincho"/>
+                <w:sz w:val="22"/>
+                <w:szCs w:val="22"/>
+              </w:rPr>
               <w:t xml:space="preserve">Bán </w:t>
             </w:r>
             <w:proofErr w:type="spellStart"/>
             <w:r>
+              <w:rPr>
+                <w:rFonts w:eastAsia="MS Mincho"/>
+                <w:sz w:val="22"/>
+                <w:szCs w:val="22"/>
+              </w:rPr>
               <w:t>buôn</w:t>
             </w:r>
             <w:proofErr w:type="spellEnd"/>
             <w:r>
+              <w:rPr>
+                <w:rFonts w:eastAsia="MS Mincho"/>
+                <w:sz w:val="22"/>
+                <w:szCs w:val="22"/>
+              </w:rPr>
               <w:t xml:space="preserve"> </w:t>
             </w:r>
             <w:proofErr w:type="spellStart"/>
             <w:r>
+              <w:rPr>
+                <w:rFonts w:eastAsia="MS Mincho"/>
+                <w:sz w:val="22"/>
+                <w:szCs w:val="22"/>
+              </w:rPr>
               <w:t>vật</w:t>
             </w:r>
             <w:proofErr w:type="spellEnd"/>
             <w:r>
+              <w:rPr>
+                <w:rFonts w:eastAsia="MS Mincho"/>
+                <w:sz w:val="22"/>
+                <w:szCs w:val="22"/>
+              </w:rPr>
               <w:t xml:space="preserve"> </w:t>
             </w:r>
             <w:proofErr w:type="spellStart"/>
             <w:r>
+              <w:rPr>
+                <w:rFonts w:eastAsia="MS Mincho"/>
+                <w:sz w:val="22"/>
+                <w:szCs w:val="22"/>
+              </w:rPr>
               <w:t>liệu</w:t>
             </w:r>
             <w:proofErr w:type="spellEnd"/>
             <w:r>
+              <w:rPr>
+                <w:rFonts w:eastAsia="MS Mincho"/>
+                <w:sz w:val="22"/>
+                <w:szCs w:val="22"/>
+              </w:rPr>
               <w:t xml:space="preserve">, </w:t>
             </w:r>
             <w:proofErr w:type="spellStart"/>
             <w:r>
+              <w:rPr>
+                <w:rFonts w:eastAsia="MS Mincho"/>
+                <w:sz w:val="22"/>
+                <w:szCs w:val="22"/>
+              </w:rPr>
               <w:t>thiết</w:t>
             </w:r>
             <w:proofErr w:type="spellEnd"/>
             <w:r>
+              <w:rPr>
+                <w:rFonts w:eastAsia="MS Mincho"/>
+                <w:sz w:val="22"/>
+                <w:szCs w:val="22"/>
+              </w:rPr>
               <w:t xml:space="preserve"> </w:t>
             </w:r>
             <w:proofErr w:type="spellStart"/>
             <w:r>
+              <w:rPr>
+                <w:rFonts w:eastAsia="MS Mincho"/>
+                <w:sz w:val="22"/>
+                <w:szCs w:val="22"/>
+              </w:rPr>
               <w:t>bị</w:t>
             </w:r>
             <w:proofErr w:type="spellEnd"/>
             <w:r>
+              <w:rPr>
+                <w:rFonts w:eastAsia="MS Mincho"/>
+                <w:sz w:val="22"/>
+                <w:szCs w:val="22"/>
+              </w:rPr>
               <w:t xml:space="preserve"> </w:t>
             </w:r>
             <w:proofErr w:type="spellStart"/>
             <w:r>
+              <w:rPr>
+                <w:rFonts w:eastAsia="MS Mincho"/>
+                <w:sz w:val="22"/>
+                <w:szCs w:val="22"/>
+              </w:rPr>
               <w:t>lắp</w:t>
             </w:r>
             <w:proofErr w:type="spellEnd"/>
             <w:r>
+              <w:rPr>
+                <w:rFonts w:eastAsia="MS Mincho"/>
+                <w:sz w:val="22"/>
+                <w:szCs w:val="22"/>
+              </w:rPr>
               <w:t xml:space="preserve"> </w:t>
             </w:r>
             <w:proofErr w:type="spellStart"/>
             <w:r>
+              <w:rPr>
+                <w:rFonts w:eastAsia="MS Mincho"/>
+                <w:sz w:val="22"/>
+                <w:szCs w:val="22"/>
+              </w:rPr>
               <w:t>đặt</w:t>
             </w:r>
             <w:proofErr w:type="spellEnd"/>
             <w:r>
+              <w:rPr>
+                <w:rFonts w:eastAsia="MS Mincho"/>
+                <w:sz w:val="22"/>
+                <w:szCs w:val="22"/>
+              </w:rPr>
               <w:t xml:space="preserve"> </w:t>
             </w:r>
             <w:proofErr w:type="spellStart"/>
             <w:r>
+              <w:rPr>
+                <w:rFonts w:eastAsia="MS Mincho"/>
+                <w:sz w:val="22"/>
+                <w:szCs w:val="22"/>
+              </w:rPr>
               <w:t>khác</w:t>
             </w:r>
             <w:proofErr w:type="spellEnd"/>
             <w:r>
+              <w:rPr>
+                <w:rFonts w:eastAsia="MS Mincho"/>
+                <w:sz w:val="22"/>
+                <w:szCs w:val="22"/>
+              </w:rPr>
               <w:t xml:space="preserve"> </w:t>
             </w:r>
             <w:proofErr w:type="spellStart"/>
             <w:r>
+              <w:rPr>
+                <w:rFonts w:eastAsia="MS Mincho"/>
+                <w:sz w:val="22"/>
+                <w:szCs w:val="22"/>
+              </w:rPr>
               <w:t>trong</w:t>
             </w:r>
             <w:proofErr w:type="spellEnd"/>
             <w:r>
+              <w:rPr>
+                <w:rFonts w:eastAsia="MS Mincho"/>
+                <w:sz w:val="22"/>
+                <w:szCs w:val="22"/>
+              </w:rPr>
               <w:t xml:space="preserve"> </w:t>
             </w:r>
             <w:proofErr w:type="spellStart"/>
             <w:r>
+              <w:rPr>
+                <w:rFonts w:eastAsia="MS Mincho"/>
+                <w:sz w:val="22"/>
+                <w:szCs w:val="22"/>
+              </w:rPr>
               <w:t>xây</w:t>
             </w:r>
             <w:proofErr w:type="spellEnd"/>
             <w:r>
+              <w:rPr>
+                <w:rFonts w:eastAsia="MS Mincho"/>
+                <w:sz w:val="22"/>
+                <w:szCs w:val="22"/>
+              </w:rPr>
               <w:t xml:space="preserve"> </w:t>
             </w:r>
             <w:proofErr w:type="spellStart"/>
             <w:r>
+              <w:rPr>
+                <w:rFonts w:eastAsia="MS Mincho"/>
+                <w:sz w:val="22"/>
+                <w:szCs w:val="22"/>
+              </w:rPr>
               <w:t>dựng</w:t>
             </w:r>
             <w:proofErr w:type="spellEnd"/>
@@ -3374,7 +4143,17 @@
             <w:tcW w:w="1787" w:type="dxa"/>
             <w:vAlign w:val="center"/>
           </w:tcPr>
-          <w:p/>
+          <w:p>
+            <w:pPr>
+              <w:spacing w:after="0" w:line="240" w:lineRule="auto"/>
+              <w:jc w:val="left"/>
+              <w:rPr>
+                <w:rFonts w:eastAsia="MS Mincho"/>
+                <w:sz w:val="22"/>
+                <w:szCs w:val="22"/>
+              </w:rPr>
+            </w:pPr>
+          </w:p>
         </w:tc>
       </w:tr>
       <w:tr>
@@ -3387,11 +4166,20 @@
           </w:tcPr>
           <w:p>
             <w:pPr>
-              <w:rPr>
-                <w:rFonts w:ascii="Times New Roman" w:hAnsi="Times New Roman"/>
+              <w:spacing w:after="0" w:line="240" w:lineRule="auto"/>
+              <w:jc w:val="left"/>
+              <w:rPr>
+                <w:rFonts w:eastAsia="MS Mincho"/>
+                <w:sz w:val="22"/>
+                <w:szCs w:val="22"/>
               </w:rPr>
             </w:pPr>
             <w:r>
+              <w:rPr>
+                <w:rFonts w:eastAsia="MS Mincho"/>
+                <w:sz w:val="22"/>
+                <w:szCs w:val="22"/>
+              </w:rPr>
               <w:t>4</w:t>
             </w:r>
           </w:p>
@@ -3402,11 +4190,20 @@
           </w:tcPr>
           <w:p>
             <w:pPr>
-              <w:rPr>
-                <w:rFonts w:ascii="Times New Roman" w:hAnsi="Times New Roman"/>
+              <w:spacing w:after="0" w:line="240" w:lineRule="auto"/>
+              <w:jc w:val="left"/>
+              <w:rPr>
+                <w:rFonts w:eastAsia="MS Mincho"/>
+                <w:sz w:val="22"/>
+                <w:szCs w:val="22"/>
               </w:rPr>
             </w:pPr>
             <w:r>
+              <w:rPr>
+                <w:rFonts w:eastAsia="MS Mincho"/>
+                <w:sz w:val="22"/>
+                <w:szCs w:val="22"/>
+              </w:rPr>
               <w:t>4659</w:t>
             </w:r>
           </w:p>
@@ -3417,89 +4214,191 @@
           </w:tcPr>
           <w:p>
             <w:pPr>
-              <w:rPr>
-                <w:rFonts w:ascii="Times New Roman" w:hAnsi="Times New Roman"/>
+              <w:spacing w:after="0" w:line="240" w:lineRule="auto"/>
+              <w:jc w:val="left"/>
+              <w:rPr>
+                <w:rFonts w:eastAsia="MS Mincho"/>
                 <w:sz w:val="26"/>
                 <w:szCs w:val="26"/>
               </w:rPr>
             </w:pPr>
             <w:r>
+              <w:rPr>
+                <w:rFonts w:eastAsia="MS Mincho"/>
+                <w:sz w:val="22"/>
+                <w:szCs w:val="22"/>
+              </w:rPr>
               <w:t xml:space="preserve">Bán </w:t>
             </w:r>
             <w:proofErr w:type="spellStart"/>
             <w:r>
+              <w:rPr>
+                <w:rFonts w:eastAsia="MS Mincho"/>
+                <w:sz w:val="22"/>
+                <w:szCs w:val="22"/>
+              </w:rPr>
               <w:t>buôn</w:t>
             </w:r>
             <w:proofErr w:type="spellEnd"/>
             <w:r>
+              <w:rPr>
+                <w:rFonts w:eastAsia="MS Mincho"/>
+                <w:sz w:val="22"/>
+                <w:szCs w:val="22"/>
+              </w:rPr>
               <w:t xml:space="preserve"> </w:t>
             </w:r>
             <w:proofErr w:type="spellStart"/>
             <w:r>
+              <w:rPr>
+                <w:rFonts w:eastAsia="MS Mincho"/>
+                <w:sz w:val="22"/>
+                <w:szCs w:val="22"/>
+              </w:rPr>
               <w:t>máy</w:t>
             </w:r>
             <w:proofErr w:type="spellEnd"/>
             <w:r>
+              <w:rPr>
+                <w:rFonts w:eastAsia="MS Mincho"/>
+                <w:sz w:val="22"/>
+                <w:szCs w:val="22"/>
+              </w:rPr>
               <w:t xml:space="preserve"> </w:t>
             </w:r>
             <w:proofErr w:type="spellStart"/>
             <w:r>
+              <w:rPr>
+                <w:rFonts w:eastAsia="MS Mincho"/>
+                <w:sz w:val="22"/>
+                <w:szCs w:val="22"/>
+              </w:rPr>
               <w:t>móc</w:t>
             </w:r>
             <w:proofErr w:type="spellEnd"/>
             <w:r>
+              <w:rPr>
+                <w:rFonts w:eastAsia="MS Mincho"/>
+                <w:sz w:val="22"/>
+                <w:szCs w:val="22"/>
+              </w:rPr>
               <w:t xml:space="preserve">, </w:t>
             </w:r>
             <w:proofErr w:type="spellStart"/>
             <w:r>
+              <w:rPr>
+                <w:rFonts w:eastAsia="MS Mincho"/>
+                <w:sz w:val="22"/>
+                <w:szCs w:val="22"/>
+              </w:rPr>
               <w:t>thiết</w:t>
             </w:r>
             <w:proofErr w:type="spellEnd"/>
             <w:r>
+              <w:rPr>
+                <w:rFonts w:eastAsia="MS Mincho"/>
+                <w:sz w:val="22"/>
+                <w:szCs w:val="22"/>
+              </w:rPr>
               <w:t xml:space="preserve"> </w:t>
             </w:r>
             <w:proofErr w:type="spellStart"/>
             <w:r>
+              <w:rPr>
+                <w:rFonts w:eastAsia="MS Mincho"/>
+                <w:sz w:val="22"/>
+                <w:szCs w:val="22"/>
+              </w:rPr>
               <w:t>bị</w:t>
             </w:r>
             <w:proofErr w:type="spellEnd"/>
             <w:r>
+              <w:rPr>
+                <w:rFonts w:eastAsia="MS Mincho"/>
+                <w:sz w:val="22"/>
+                <w:szCs w:val="22"/>
+              </w:rPr>
               <w:t xml:space="preserve"> </w:t>
             </w:r>
             <w:proofErr w:type="spellStart"/>
             <w:r>
+              <w:rPr>
+                <w:rFonts w:eastAsia="MS Mincho"/>
+                <w:sz w:val="22"/>
+                <w:szCs w:val="22"/>
+              </w:rPr>
               <w:t>và</w:t>
             </w:r>
             <w:proofErr w:type="spellEnd"/>
             <w:r>
+              <w:rPr>
+                <w:rFonts w:eastAsia="MS Mincho"/>
+                <w:sz w:val="22"/>
+                <w:szCs w:val="22"/>
+              </w:rPr>
               <w:t xml:space="preserve"> </w:t>
             </w:r>
             <w:proofErr w:type="spellStart"/>
             <w:r>
+              <w:rPr>
+                <w:rFonts w:eastAsia="MS Mincho"/>
+                <w:sz w:val="22"/>
+                <w:szCs w:val="22"/>
+              </w:rPr>
               <w:t>phụ</w:t>
             </w:r>
             <w:proofErr w:type="spellEnd"/>
             <w:r>
+              <w:rPr>
+                <w:rFonts w:eastAsia="MS Mincho"/>
+                <w:sz w:val="22"/>
+                <w:szCs w:val="22"/>
+              </w:rPr>
               <w:t xml:space="preserve"> </w:t>
             </w:r>
             <w:proofErr w:type="spellStart"/>
             <w:r>
+              <w:rPr>
+                <w:rFonts w:eastAsia="MS Mincho"/>
+                <w:sz w:val="22"/>
+                <w:szCs w:val="22"/>
+              </w:rPr>
               <w:t>tùng</w:t>
             </w:r>
             <w:proofErr w:type="spellEnd"/>
             <w:r>
+              <w:rPr>
+                <w:rFonts w:eastAsia="MS Mincho"/>
+                <w:sz w:val="22"/>
+                <w:szCs w:val="22"/>
+              </w:rPr>
               <w:t xml:space="preserve"> </w:t>
             </w:r>
             <w:proofErr w:type="spellStart"/>
             <w:r>
+              <w:rPr>
+                <w:rFonts w:eastAsia="MS Mincho"/>
+                <w:sz w:val="22"/>
+                <w:szCs w:val="22"/>
+              </w:rPr>
               <w:t>máy</w:t>
             </w:r>
             <w:proofErr w:type="spellEnd"/>
             <w:r>
+              <w:rPr>
+                <w:rFonts w:eastAsia="MS Mincho"/>
+                <w:sz w:val="22"/>
+                <w:szCs w:val="22"/>
+              </w:rPr>
               <w:t xml:space="preserve"> </w:t>
             </w:r>
             <w:proofErr w:type="spellStart"/>
             <w:r>
+              <w:rPr>
+                <w:rFonts w:eastAsia="MS Mincho"/>
+                <w:sz w:val="22"/>
+                <w:szCs w:val="22"/>
+              </w:rPr>
               <w:t>khác</w:t>
             </w:r>
             <w:proofErr w:type="spellEnd"/>
@@ -3510,7 +4409,17 @@
             <w:tcW w:w="1787" w:type="dxa"/>
             <w:vAlign w:val="center"/>
           </w:tcPr>
-          <w:p/>
+          <w:p>
+            <w:pPr>
+              <w:spacing w:after="0" w:line="240" w:lineRule="auto"/>
+              <w:jc w:val="left"/>
+              <w:rPr>
+                <w:rFonts w:eastAsia="MS Mincho"/>
+                <w:sz w:val="22"/>
+                <w:szCs w:val="22"/>
+              </w:rPr>
+            </w:pPr>
+          </w:p>
         </w:tc>
       </w:tr>
       <w:tr>
@@ -3523,12 +4432,20 @@
           </w:tcPr>
           <w:p>
             <w:pPr>
-              <w:rPr>
-                <w:rFonts w:ascii="Times New Roman" w:hAnsi="Times New Roman"/>
+              <w:spacing w:after="0" w:line="240" w:lineRule="auto"/>
+              <w:jc w:val="left"/>
+              <w:rPr>
+                <w:rFonts w:eastAsia="MS Mincho"/>
+                <w:sz w:val="22"/>
+                <w:szCs w:val="22"/>
               </w:rPr>
             </w:pPr>
             <w:r>
-              <w:lastRenderedPageBreak/>
+              <w:rPr>
+                <w:rFonts w:eastAsia="MS Mincho"/>
+                <w:sz w:val="22"/>
+                <w:szCs w:val="22"/>
+              </w:rPr>
               <w:t>5</w:t>
             </w:r>
           </w:p>
@@ -3539,11 +4456,20 @@
           </w:tcPr>
           <w:p>
             <w:pPr>
-              <w:rPr>
-                <w:rFonts w:ascii="Times New Roman" w:hAnsi="Times New Roman"/>
+              <w:spacing w:after="0" w:line="240" w:lineRule="auto"/>
+              <w:jc w:val="left"/>
+              <w:rPr>
+                <w:rFonts w:eastAsia="MS Mincho"/>
+                <w:sz w:val="22"/>
+                <w:szCs w:val="22"/>
               </w:rPr>
             </w:pPr>
             <w:r>
+              <w:rPr>
+                <w:rFonts w:eastAsia="MS Mincho"/>
+                <w:sz w:val="22"/>
+                <w:szCs w:val="22"/>
+              </w:rPr>
               <w:t>4642</w:t>
             </w:r>
           </w:p>
@@ -3554,153 +4480,335 @@
           </w:tcPr>
           <w:p>
             <w:pPr>
-              <w:rPr>
-                <w:rFonts w:ascii="Times New Roman" w:hAnsi="Times New Roman"/>
+              <w:spacing w:after="0" w:line="240" w:lineRule="auto"/>
+              <w:jc w:val="left"/>
+              <w:rPr>
+                <w:rFonts w:eastAsia="MS Mincho"/>
                 <w:sz w:val="26"/>
                 <w:szCs w:val="26"/>
               </w:rPr>
             </w:pPr>
             <w:r>
+              <w:rPr>
+                <w:rFonts w:eastAsia="MS Mincho"/>
+                <w:sz w:val="22"/>
+                <w:szCs w:val="22"/>
+              </w:rPr>
               <w:t xml:space="preserve">Bán </w:t>
             </w:r>
             <w:proofErr w:type="spellStart"/>
             <w:r>
+              <w:rPr>
+                <w:rFonts w:eastAsia="MS Mincho"/>
+                <w:sz w:val="22"/>
+                <w:szCs w:val="22"/>
+              </w:rPr>
               <w:t>buôn</w:t>
             </w:r>
             <w:proofErr w:type="spellEnd"/>
             <w:r>
+              <w:rPr>
+                <w:rFonts w:eastAsia="MS Mincho"/>
+                <w:sz w:val="22"/>
+                <w:szCs w:val="22"/>
+              </w:rPr>
               <w:t xml:space="preserve"> </w:t>
             </w:r>
             <w:proofErr w:type="spellStart"/>
             <w:r>
+              <w:rPr>
+                <w:rFonts w:eastAsia="MS Mincho"/>
+                <w:sz w:val="22"/>
+                <w:szCs w:val="22"/>
+              </w:rPr>
               <w:t>giường</w:t>
             </w:r>
             <w:proofErr w:type="spellEnd"/>
             <w:r>
+              <w:rPr>
+                <w:rFonts w:eastAsia="MS Mincho"/>
+                <w:sz w:val="22"/>
+                <w:szCs w:val="22"/>
+              </w:rPr>
               <w:t xml:space="preserve">, </w:t>
             </w:r>
             <w:proofErr w:type="spellStart"/>
             <w:r>
+              <w:rPr>
+                <w:rFonts w:eastAsia="MS Mincho"/>
+                <w:sz w:val="22"/>
+                <w:szCs w:val="22"/>
+              </w:rPr>
               <w:t>tủ</w:t>
             </w:r>
             <w:proofErr w:type="spellEnd"/>
             <w:r>
+              <w:rPr>
+                <w:rFonts w:eastAsia="MS Mincho"/>
+                <w:sz w:val="22"/>
+                <w:szCs w:val="22"/>
+              </w:rPr>
               <w:t xml:space="preserve">, </w:t>
             </w:r>
             <w:proofErr w:type="spellStart"/>
             <w:r>
+              <w:rPr>
+                <w:rFonts w:eastAsia="MS Mincho"/>
+                <w:sz w:val="22"/>
+                <w:szCs w:val="22"/>
+              </w:rPr>
               <w:t>bàn</w:t>
             </w:r>
             <w:proofErr w:type="spellEnd"/>
             <w:r>
+              <w:rPr>
+                <w:rFonts w:eastAsia="MS Mincho"/>
+                <w:sz w:val="22"/>
+                <w:szCs w:val="22"/>
+              </w:rPr>
               <w:t xml:space="preserve"> </w:t>
             </w:r>
             <w:proofErr w:type="spellStart"/>
             <w:r>
+              <w:rPr>
+                <w:rFonts w:eastAsia="MS Mincho"/>
+                <w:sz w:val="22"/>
+                <w:szCs w:val="22"/>
+              </w:rPr>
               <w:t>ghế</w:t>
             </w:r>
             <w:proofErr w:type="spellEnd"/>
             <w:r>
+              <w:rPr>
+                <w:rFonts w:eastAsia="MS Mincho"/>
+                <w:sz w:val="22"/>
+                <w:szCs w:val="22"/>
+              </w:rPr>
               <w:t xml:space="preserve"> </w:t>
             </w:r>
             <w:proofErr w:type="spellStart"/>
             <w:r>
+              <w:rPr>
+                <w:rFonts w:eastAsia="MS Mincho"/>
+                <w:sz w:val="22"/>
+                <w:szCs w:val="22"/>
+              </w:rPr>
               <w:t>và</w:t>
             </w:r>
             <w:proofErr w:type="spellEnd"/>
             <w:r>
+              <w:rPr>
+                <w:rFonts w:eastAsia="MS Mincho"/>
+                <w:sz w:val="22"/>
+                <w:szCs w:val="22"/>
+              </w:rPr>
               <w:t xml:space="preserve"> </w:t>
             </w:r>
             <w:proofErr w:type="spellStart"/>
             <w:r>
+              <w:rPr>
+                <w:rFonts w:eastAsia="MS Mincho"/>
+                <w:sz w:val="22"/>
+                <w:szCs w:val="22"/>
+              </w:rPr>
               <w:t>đồ</w:t>
             </w:r>
             <w:proofErr w:type="spellEnd"/>
             <w:r>
+              <w:rPr>
+                <w:rFonts w:eastAsia="MS Mincho"/>
+                <w:sz w:val="22"/>
+                <w:szCs w:val="22"/>
+              </w:rPr>
               <w:t xml:space="preserve"> </w:t>
             </w:r>
             <w:proofErr w:type="spellStart"/>
             <w:r>
+              <w:rPr>
+                <w:rFonts w:eastAsia="MS Mincho"/>
+                <w:sz w:val="22"/>
+                <w:szCs w:val="22"/>
+              </w:rPr>
               <w:t>nội</w:t>
             </w:r>
             <w:proofErr w:type="spellEnd"/>
             <w:r>
+              <w:rPr>
+                <w:rFonts w:eastAsia="MS Mincho"/>
+                <w:sz w:val="22"/>
+                <w:szCs w:val="22"/>
+              </w:rPr>
               <w:t xml:space="preserve"> </w:t>
             </w:r>
             <w:proofErr w:type="spellStart"/>
             <w:r>
+              <w:rPr>
+                <w:rFonts w:eastAsia="MS Mincho"/>
+                <w:sz w:val="22"/>
+                <w:szCs w:val="22"/>
+              </w:rPr>
               <w:t>thất</w:t>
             </w:r>
             <w:proofErr w:type="spellEnd"/>
             <w:r>
+              <w:rPr>
+                <w:rFonts w:eastAsia="MS Mincho"/>
+                <w:sz w:val="22"/>
+                <w:szCs w:val="22"/>
+              </w:rPr>
               <w:t xml:space="preserve"> </w:t>
             </w:r>
             <w:proofErr w:type="spellStart"/>
             <w:r>
+              <w:rPr>
+                <w:rFonts w:eastAsia="MS Mincho"/>
+                <w:sz w:val="22"/>
+                <w:szCs w:val="22"/>
+              </w:rPr>
               <w:t>tương</w:t>
             </w:r>
             <w:proofErr w:type="spellEnd"/>
             <w:r>
+              <w:rPr>
+                <w:rFonts w:eastAsia="MS Mincho"/>
+                <w:sz w:val="22"/>
+                <w:szCs w:val="22"/>
+              </w:rPr>
               <w:t xml:space="preserve"> </w:t>
             </w:r>
             <w:proofErr w:type="spellStart"/>
             <w:r>
+              <w:rPr>
+                <w:rFonts w:eastAsia="MS Mincho"/>
+                <w:sz w:val="22"/>
+                <w:szCs w:val="22"/>
+              </w:rPr>
               <w:t>tự</w:t>
             </w:r>
             <w:proofErr w:type="spellEnd"/>
             <w:r>
+              <w:rPr>
+                <w:rFonts w:eastAsia="MS Mincho"/>
+                <w:sz w:val="22"/>
+                <w:szCs w:val="22"/>
+              </w:rPr>
               <w:t xml:space="preserve"> </w:t>
             </w:r>
             <w:proofErr w:type="spellStart"/>
             <w:r>
+              <w:rPr>
+                <w:rFonts w:eastAsia="MS Mincho"/>
+                <w:sz w:val="22"/>
+                <w:szCs w:val="22"/>
+              </w:rPr>
               <w:t>trong</w:t>
             </w:r>
             <w:proofErr w:type="spellEnd"/>
             <w:r>
+              <w:rPr>
+                <w:rFonts w:eastAsia="MS Mincho"/>
+                <w:sz w:val="22"/>
+                <w:szCs w:val="22"/>
+              </w:rPr>
               <w:t xml:space="preserve"> </w:t>
             </w:r>
             <w:proofErr w:type="spellStart"/>
             <w:r>
+              <w:rPr>
+                <w:rFonts w:eastAsia="MS Mincho"/>
+                <w:sz w:val="22"/>
+                <w:szCs w:val="22"/>
+              </w:rPr>
               <w:t>gia</w:t>
             </w:r>
             <w:proofErr w:type="spellEnd"/>
             <w:r>
+              <w:rPr>
+                <w:rFonts w:eastAsia="MS Mincho"/>
+                <w:sz w:val="22"/>
+                <w:szCs w:val="22"/>
+              </w:rPr>
               <w:t xml:space="preserve"> </w:t>
             </w:r>
             <w:proofErr w:type="spellStart"/>
             <w:r>
+              <w:rPr>
+                <w:rFonts w:eastAsia="MS Mincho"/>
+                <w:sz w:val="22"/>
+                <w:szCs w:val="22"/>
+              </w:rPr>
               <w:t>đình</w:t>
             </w:r>
             <w:proofErr w:type="spellEnd"/>
             <w:r>
+              <w:rPr>
+                <w:rFonts w:eastAsia="MS Mincho"/>
+                <w:sz w:val="22"/>
+                <w:szCs w:val="22"/>
+              </w:rPr>
               <w:t xml:space="preserve">, </w:t>
             </w:r>
             <w:proofErr w:type="spellStart"/>
             <w:r>
+              <w:rPr>
+                <w:rFonts w:eastAsia="MS Mincho"/>
+                <w:sz w:val="22"/>
+                <w:szCs w:val="22"/>
+              </w:rPr>
               <w:t>văn</w:t>
             </w:r>
             <w:proofErr w:type="spellEnd"/>
             <w:r>
+              <w:rPr>
+                <w:rFonts w:eastAsia="MS Mincho"/>
+                <w:sz w:val="22"/>
+                <w:szCs w:val="22"/>
+              </w:rPr>
               <w:t xml:space="preserve"> </w:t>
             </w:r>
             <w:proofErr w:type="spellStart"/>
             <w:r>
+              <w:rPr>
+                <w:rFonts w:eastAsia="MS Mincho"/>
+                <w:sz w:val="22"/>
+                <w:szCs w:val="22"/>
+              </w:rPr>
               <w:t>phòng</w:t>
             </w:r>
             <w:proofErr w:type="spellEnd"/>
             <w:r>
+              <w:rPr>
+                <w:rFonts w:eastAsia="MS Mincho"/>
+                <w:sz w:val="22"/>
+                <w:szCs w:val="22"/>
+              </w:rPr>
               <w:t xml:space="preserve">, </w:t>
             </w:r>
             <w:proofErr w:type="spellStart"/>
             <w:r>
+              <w:rPr>
+                <w:rFonts w:eastAsia="MS Mincho"/>
+                <w:sz w:val="22"/>
+                <w:szCs w:val="22"/>
+              </w:rPr>
               <w:t>cửa</w:t>
             </w:r>
             <w:proofErr w:type="spellEnd"/>
             <w:r>
+              <w:rPr>
+                <w:rFonts w:eastAsia="MS Mincho"/>
+                <w:sz w:val="22"/>
+                <w:szCs w:val="22"/>
+              </w:rPr>
               <w:t xml:space="preserve"> </w:t>
             </w:r>
             <w:proofErr w:type="spellStart"/>
             <w:r>
+              <w:rPr>
+                <w:rFonts w:eastAsia="MS Mincho"/>
+                <w:sz w:val="22"/>
+                <w:szCs w:val="22"/>
+              </w:rPr>
               <w:t>hàng</w:t>
             </w:r>
             <w:proofErr w:type="spellEnd"/>
@@ -3711,7 +4819,17 @@
             <w:tcW w:w="1787" w:type="dxa"/>
             <w:vAlign w:val="center"/>
           </w:tcPr>
-          <w:p/>
+          <w:p>
+            <w:pPr>
+              <w:spacing w:after="0" w:line="240" w:lineRule="auto"/>
+              <w:jc w:val="left"/>
+              <w:rPr>
+                <w:rFonts w:eastAsia="MS Mincho"/>
+                <w:sz w:val="22"/>
+                <w:szCs w:val="22"/>
+              </w:rPr>
+            </w:pPr>
+          </w:p>
         </w:tc>
       </w:tr>
       <w:tr>
@@ -3724,11 +4842,20 @@
           </w:tcPr>
           <w:p>
             <w:pPr>
-              <w:rPr>
-                <w:rFonts w:ascii="Times New Roman" w:hAnsi="Times New Roman"/>
+              <w:spacing w:after="0" w:line="240" w:lineRule="auto"/>
+              <w:jc w:val="left"/>
+              <w:rPr>
+                <w:rFonts w:eastAsia="MS Mincho"/>
+                <w:sz w:val="22"/>
+                <w:szCs w:val="22"/>
               </w:rPr>
             </w:pPr>
             <w:r>
+              <w:rPr>
+                <w:rFonts w:eastAsia="MS Mincho"/>
+                <w:sz w:val="22"/>
+                <w:szCs w:val="22"/>
+              </w:rPr>
               <w:t>6</w:t>
             </w:r>
           </w:p>
@@ -3739,11 +4866,20 @@
           </w:tcPr>
           <w:p>
             <w:pPr>
-              <w:rPr>
-                <w:rFonts w:ascii="Times New Roman" w:hAnsi="Times New Roman"/>
+              <w:spacing w:after="0" w:line="240" w:lineRule="auto"/>
+              <w:jc w:val="left"/>
+              <w:rPr>
+                <w:rFonts w:eastAsia="MS Mincho"/>
+                <w:sz w:val="22"/>
+                <w:szCs w:val="22"/>
               </w:rPr>
             </w:pPr>
             <w:r>
+              <w:rPr>
+                <w:rFonts w:eastAsia="MS Mincho"/>
+                <w:sz w:val="22"/>
+                <w:szCs w:val="22"/>
+              </w:rPr>
               <w:t>9524</w:t>
             </w:r>
           </w:p>
@@ -3754,113 +4890,245 @@
           </w:tcPr>
           <w:p>
             <w:pPr>
-              <w:rPr>
-                <w:rFonts w:ascii="Times New Roman" w:hAnsi="Times New Roman"/>
+              <w:spacing w:after="0" w:line="240" w:lineRule="auto"/>
+              <w:jc w:val="left"/>
+              <w:rPr>
+                <w:rFonts w:eastAsia="MS Mincho"/>
                 <w:sz w:val="26"/>
                 <w:szCs w:val="26"/>
               </w:rPr>
             </w:pPr>
             <w:r>
+              <w:rPr>
+                <w:rFonts w:eastAsia="MS Mincho"/>
+                <w:sz w:val="22"/>
+                <w:szCs w:val="22"/>
+              </w:rPr>
               <w:t xml:space="preserve">Sửa </w:t>
             </w:r>
             <w:proofErr w:type="spellStart"/>
             <w:r>
+              <w:rPr>
+                <w:rFonts w:eastAsia="MS Mincho"/>
+                <w:sz w:val="22"/>
+                <w:szCs w:val="22"/>
+              </w:rPr>
               <w:t>chữa</w:t>
             </w:r>
             <w:proofErr w:type="spellEnd"/>
             <w:r>
+              <w:rPr>
+                <w:rFonts w:eastAsia="MS Mincho"/>
+                <w:sz w:val="22"/>
+                <w:szCs w:val="22"/>
+              </w:rPr>
               <w:t xml:space="preserve">, </w:t>
             </w:r>
             <w:proofErr w:type="spellStart"/>
             <w:r>
+              <w:rPr>
+                <w:rFonts w:eastAsia="MS Mincho"/>
+                <w:sz w:val="22"/>
+                <w:szCs w:val="22"/>
+              </w:rPr>
               <w:t>bảo</w:t>
             </w:r>
             <w:proofErr w:type="spellEnd"/>
             <w:r>
+              <w:rPr>
+                <w:rFonts w:eastAsia="MS Mincho"/>
+                <w:sz w:val="22"/>
+                <w:szCs w:val="22"/>
+              </w:rPr>
               <w:t xml:space="preserve"> </w:t>
             </w:r>
             <w:proofErr w:type="spellStart"/>
             <w:r>
+              <w:rPr>
+                <w:rFonts w:eastAsia="MS Mincho"/>
+                <w:sz w:val="22"/>
+                <w:szCs w:val="22"/>
+              </w:rPr>
               <w:t>dưỡng</w:t>
             </w:r>
             <w:proofErr w:type="spellEnd"/>
             <w:r>
+              <w:rPr>
+                <w:rFonts w:eastAsia="MS Mincho"/>
+                <w:sz w:val="22"/>
+                <w:szCs w:val="22"/>
+              </w:rPr>
               <w:t xml:space="preserve"> </w:t>
             </w:r>
             <w:proofErr w:type="spellStart"/>
             <w:r>
+              <w:rPr>
+                <w:rFonts w:eastAsia="MS Mincho"/>
+                <w:sz w:val="22"/>
+                <w:szCs w:val="22"/>
+              </w:rPr>
               <w:t>giường</w:t>
             </w:r>
             <w:proofErr w:type="spellEnd"/>
             <w:r>
+              <w:rPr>
+                <w:rFonts w:eastAsia="MS Mincho"/>
+                <w:sz w:val="22"/>
+                <w:szCs w:val="22"/>
+              </w:rPr>
               <w:t xml:space="preserve">, </w:t>
             </w:r>
             <w:proofErr w:type="spellStart"/>
             <w:r>
+              <w:rPr>
+                <w:rFonts w:eastAsia="MS Mincho"/>
+                <w:sz w:val="22"/>
+                <w:szCs w:val="22"/>
+              </w:rPr>
               <w:t>tủ</w:t>
             </w:r>
             <w:proofErr w:type="spellEnd"/>
             <w:r>
+              <w:rPr>
+                <w:rFonts w:eastAsia="MS Mincho"/>
+                <w:sz w:val="22"/>
+                <w:szCs w:val="22"/>
+              </w:rPr>
               <w:t xml:space="preserve">, </w:t>
             </w:r>
             <w:proofErr w:type="spellStart"/>
             <w:r>
+              <w:rPr>
+                <w:rFonts w:eastAsia="MS Mincho"/>
+                <w:sz w:val="22"/>
+                <w:szCs w:val="22"/>
+              </w:rPr>
               <w:t>bàn</w:t>
             </w:r>
             <w:proofErr w:type="spellEnd"/>
             <w:r>
+              <w:rPr>
+                <w:rFonts w:eastAsia="MS Mincho"/>
+                <w:sz w:val="22"/>
+                <w:szCs w:val="22"/>
+              </w:rPr>
               <w:t xml:space="preserve">, </w:t>
             </w:r>
             <w:proofErr w:type="spellStart"/>
             <w:r>
+              <w:rPr>
+                <w:rFonts w:eastAsia="MS Mincho"/>
+                <w:sz w:val="22"/>
+                <w:szCs w:val="22"/>
+              </w:rPr>
               <w:t>ghế</w:t>
             </w:r>
             <w:proofErr w:type="spellEnd"/>
             <w:r>
+              <w:rPr>
+                <w:rFonts w:eastAsia="MS Mincho"/>
+                <w:sz w:val="22"/>
+                <w:szCs w:val="22"/>
+              </w:rPr>
               <w:t xml:space="preserve"> </w:t>
             </w:r>
             <w:proofErr w:type="spellStart"/>
             <w:r>
+              <w:rPr>
+                <w:rFonts w:eastAsia="MS Mincho"/>
+                <w:sz w:val="22"/>
+                <w:szCs w:val="22"/>
+              </w:rPr>
               <w:t>và</w:t>
             </w:r>
             <w:proofErr w:type="spellEnd"/>
             <w:r>
+              <w:rPr>
+                <w:rFonts w:eastAsia="MS Mincho"/>
+                <w:sz w:val="22"/>
+                <w:szCs w:val="22"/>
+              </w:rPr>
               <w:t xml:space="preserve"> </w:t>
             </w:r>
             <w:proofErr w:type="spellStart"/>
             <w:r>
+              <w:rPr>
+                <w:rFonts w:eastAsia="MS Mincho"/>
+                <w:sz w:val="22"/>
+                <w:szCs w:val="22"/>
+              </w:rPr>
               <w:t>đồ</w:t>
             </w:r>
             <w:proofErr w:type="spellEnd"/>
             <w:r>
+              <w:rPr>
+                <w:rFonts w:eastAsia="MS Mincho"/>
+                <w:sz w:val="22"/>
+                <w:szCs w:val="22"/>
+              </w:rPr>
               <w:t xml:space="preserve"> </w:t>
             </w:r>
             <w:proofErr w:type="spellStart"/>
             <w:r>
+              <w:rPr>
+                <w:rFonts w:eastAsia="MS Mincho"/>
+                <w:sz w:val="22"/>
+                <w:szCs w:val="22"/>
+              </w:rPr>
               <w:t>nội</w:t>
             </w:r>
             <w:proofErr w:type="spellEnd"/>
             <w:r>
+              <w:rPr>
+                <w:rFonts w:eastAsia="MS Mincho"/>
+                <w:sz w:val="22"/>
+                <w:szCs w:val="22"/>
+              </w:rPr>
               <w:t xml:space="preserve"> </w:t>
             </w:r>
             <w:proofErr w:type="spellStart"/>
             <w:r>
+              <w:rPr>
+                <w:rFonts w:eastAsia="MS Mincho"/>
+                <w:sz w:val="22"/>
+                <w:szCs w:val="22"/>
+              </w:rPr>
               <w:t>thất</w:t>
             </w:r>
             <w:proofErr w:type="spellEnd"/>
             <w:r>
+              <w:rPr>
+                <w:rFonts w:eastAsia="MS Mincho"/>
+                <w:sz w:val="22"/>
+                <w:szCs w:val="22"/>
+              </w:rPr>
               <w:t xml:space="preserve"> </w:t>
             </w:r>
             <w:proofErr w:type="spellStart"/>
             <w:r>
+              <w:rPr>
+                <w:rFonts w:eastAsia="MS Mincho"/>
+                <w:sz w:val="22"/>
+                <w:szCs w:val="22"/>
+              </w:rPr>
               <w:t>tương</w:t>
             </w:r>
             <w:proofErr w:type="spellEnd"/>
             <w:r>
+              <w:rPr>
+                <w:rFonts w:eastAsia="MS Mincho"/>
+                <w:sz w:val="22"/>
+                <w:szCs w:val="22"/>
+              </w:rPr>
               <w:t xml:space="preserve"> </w:t>
             </w:r>
             <w:proofErr w:type="spellStart"/>
             <w:r>
+              <w:rPr>
+                <w:rFonts w:eastAsia="MS Mincho"/>
+                <w:sz w:val="22"/>
+                <w:szCs w:val="22"/>
+              </w:rPr>
               <w:t>tự</w:t>
             </w:r>
             <w:proofErr w:type="spellEnd"/>
@@ -3871,7 +5139,17 @@
             <w:tcW w:w="1787" w:type="dxa"/>
             <w:vAlign w:val="center"/>
           </w:tcPr>
-          <w:p/>
+          <w:p>
+            <w:pPr>
+              <w:spacing w:after="0" w:line="240" w:lineRule="auto"/>
+              <w:jc w:val="left"/>
+              <w:rPr>
+                <w:rFonts w:eastAsia="MS Mincho"/>
+                <w:sz w:val="22"/>
+                <w:szCs w:val="22"/>
+              </w:rPr>
+            </w:pPr>
+          </w:p>
         </w:tc>
       </w:tr>
     </w:tbl>
@@ -4554,6 +5832,7 @@
           <w:szCs w:val="26"/>
           <w:lang w:val="vi-VN"/>
         </w:rPr>
+        <w:lastRenderedPageBreak/>
         <w:t xml:space="preserve">Ngày cấp: </w:t>
       </w:r>
       <w:r>
@@ -6050,7 +7329,6 @@
           <w:szCs w:val="26"/>
           <w:lang w:val="vi-VN"/>
         </w:rPr>
-        <w:lastRenderedPageBreak/>
         <w:t>Quy</w:t>
       </w:r>
       <w:r>
@@ -6370,6 +7648,7 @@
         <w:rPr>
           <w:rFonts w:ascii="Times New Roman" w:hAnsi="Times New Roman"/>
         </w:rPr>
+        <w:lastRenderedPageBreak/>
         <w:t>Chương</w:t>
       </w:r>
       <w:proofErr w:type="spellEnd"/>
@@ -7300,7 +8579,6 @@
           <w:szCs w:val="26"/>
           <w:lang w:val="vi-VN"/>
         </w:rPr>
-        <w:lastRenderedPageBreak/>
         <w:t xml:space="preserve">Nơi thường trú: </w:t>
       </w:r>
     </w:p>
@@ -8575,6 +9853,7 @@
         <w:rPr>
           <w:rFonts w:ascii="Times New Roman" w:hAnsi="Times New Roman"/>
         </w:rPr>
+        <w:lastRenderedPageBreak/>
         <w:t>Điều</w:t>
       </w:r>
       <w:proofErr w:type="spellEnd"/>
@@ -9649,7 +10928,6 @@
           <w:szCs w:val="26"/>
           <w:lang w:val="vi-VN"/>
         </w:rPr>
-        <w:lastRenderedPageBreak/>
         <w:t>2. Quyết định tăng vốn điều lệ của công ty; chuyển nhượng một phần hoặc toàn bộ vốn điều lệ của công ty cho tổ chức, cá nhân khác; quyết định phát hành trái phiếu;</w:t>
       </w:r>
     </w:p>
@@ -9946,6 +11224,7 @@
           <w:szCs w:val="26"/>
           <w:lang w:val="vi-VN"/>
         </w:rPr>
+        <w:lastRenderedPageBreak/>
         <w:t>4. Tuân thủ quy định của pháp luật về hợp đồng và quy định khác của pháp luật có liên quan trong việc mua, bán, vay, cho vay, thuê, cho thuê, hợp đồng, giao dịch khác giữa công ty và chủ sở hữu công ty.</w:t>
       </w:r>
     </w:p>
@@ -10508,311 +11787,320 @@
         <w:rPr>
           <w:rFonts w:ascii="Times New Roman" w:hAnsi="Times New Roman"/>
         </w:rPr>
+        <w:t>Điều</w:t>
+      </w:r>
+      <w:proofErr w:type="spellEnd"/>
+      <w:r>
+        <w:rPr>
+          <w:rFonts w:ascii="Times New Roman" w:hAnsi="Times New Roman"/>
+        </w:rPr>
+        <w:t xml:space="preserve"> 1</w:t>
+      </w:r>
+      <w:r>
+        <w:rPr>
+          <w:rFonts w:ascii="Times New Roman" w:hAnsi="Times New Roman"/>
+        </w:rPr>
+        <w:t>0</w:t>
+      </w:r>
+      <w:r>
+        <w:rPr>
+          <w:rFonts w:ascii="Times New Roman" w:hAnsi="Times New Roman"/>
+        </w:rPr>
+        <w:t xml:space="preserve">. </w:t>
+      </w:r>
+      <w:proofErr w:type="spellStart"/>
+      <w:r>
+        <w:rPr>
+          <w:rFonts w:ascii="Times New Roman" w:hAnsi="Times New Roman"/>
+        </w:rPr>
+        <w:t>Chủ</w:t>
+      </w:r>
+      <w:proofErr w:type="spellEnd"/>
+      <w:r>
+        <w:rPr>
+          <w:rFonts w:ascii="Times New Roman" w:hAnsi="Times New Roman"/>
+        </w:rPr>
+        <w:t xml:space="preserve"> </w:t>
+      </w:r>
+      <w:proofErr w:type="spellStart"/>
+      <w:r>
+        <w:rPr>
+          <w:rFonts w:ascii="Times New Roman" w:hAnsi="Times New Roman"/>
+        </w:rPr>
+        <w:t>tịch</w:t>
+      </w:r>
+      <w:proofErr w:type="spellEnd"/>
+      <w:r>
+        <w:rPr>
+          <w:rFonts w:ascii="Times New Roman" w:hAnsi="Times New Roman"/>
+        </w:rPr>
+        <w:t xml:space="preserve"> </w:t>
+      </w:r>
+      <w:proofErr w:type="spellStart"/>
+      <w:r>
+        <w:rPr>
+          <w:rFonts w:ascii="Times New Roman" w:hAnsi="Times New Roman"/>
+        </w:rPr>
+        <w:t>công</w:t>
+      </w:r>
+      <w:proofErr w:type="spellEnd"/>
+      <w:r>
+        <w:rPr>
+          <w:rFonts w:ascii="Times New Roman" w:hAnsi="Times New Roman"/>
+        </w:rPr>
+        <w:t xml:space="preserve"> ty</w:t>
+      </w:r>
+    </w:p>
+    <w:p>
+      <w:pPr>
+        <w:spacing w:line="240" w:lineRule="auto"/>
+        <w:ind w:firstLine="360"/>
+        <w:rPr>
+          <w:bCs/>
+          <w:sz w:val="26"/>
+          <w:szCs w:val="26"/>
+          <w:lang w:val="vi-VN"/>
+        </w:rPr>
+      </w:pPr>
+      <w:r>
+        <w:rPr>
+          <w:bCs/>
+          <w:sz w:val="26"/>
+          <w:szCs w:val="26"/>
+          <w:lang w:val="vi-VN"/>
+        </w:rPr>
+        <w:t>1. Chủ tịch công ty nhân danh chủ sở hữu công ty thực hiện quyền và nghĩa vụ của chủ sở hữu công ty; nhân danh công ty thực hiện quyền và nghĩa vụ của công ty, trừ quyền và nghĩa vụ của Giám đốc</w:t>
+      </w:r>
+      <w:r>
+        <w:rPr>
+          <w:bCs/>
+          <w:sz w:val="26"/>
+          <w:szCs w:val="26"/>
+          <w:lang w:val="vi-VN"/>
+        </w:rPr>
+        <w:t xml:space="preserve"> (hoặc Tổng giám đốc)</w:t>
+      </w:r>
+      <w:r>
+        <w:rPr>
+          <w:bCs/>
+          <w:sz w:val="26"/>
+          <w:szCs w:val="26"/>
+          <w:lang w:val="vi-VN"/>
+        </w:rPr>
+        <w:t>; chịu trách nhiệm trước pháp luật và chủ sở hữu công ty về việc thực hiện quyền và nghĩa vụ được giao theo quy định của Điều lệ công ty, Luật Doanh nghiệp và quy định khác của pháp luật có liên quan.</w:t>
+      </w:r>
+    </w:p>
+    <w:p>
+      <w:pPr>
+        <w:spacing w:line="240" w:lineRule="auto"/>
+        <w:ind w:firstLine="360"/>
+        <w:rPr>
+          <w:bCs/>
+          <w:sz w:val="26"/>
+          <w:szCs w:val="26"/>
+          <w:lang w:val="vi-VN"/>
+        </w:rPr>
+      </w:pPr>
+      <w:r>
+        <w:rPr>
+          <w:bCs/>
+          <w:sz w:val="26"/>
+          <w:szCs w:val="26"/>
+          <w:lang w:val="vi-VN"/>
+        </w:rPr>
+        <w:t>2. Quyền, nghĩa vụ và chế độ làm việc của Chủ tịch công ty được thực hiện theo quy định tại Điều lệ công ty, Luật Doanh nghiệp và quy định khác của pháp luật có liên quan.</w:t>
+      </w:r>
+    </w:p>
+    <w:p>
+      <w:pPr>
+        <w:spacing w:line="240" w:lineRule="auto"/>
+        <w:ind w:firstLine="360"/>
+        <w:rPr>
+          <w:bCs/>
+          <w:sz w:val="26"/>
+          <w:szCs w:val="26"/>
+          <w:lang w:val="vi-VN"/>
+        </w:rPr>
+      </w:pPr>
+      <w:r>
+        <w:rPr>
+          <w:bCs/>
+          <w:sz w:val="26"/>
+          <w:szCs w:val="26"/>
+          <w:lang w:val="vi-VN"/>
+        </w:rPr>
+        <w:t>3. Quyết định của Chủ tịch công ty về thực hiện quyền và nghĩa vụ của chủ sở hữu công ty có hiệu lực kể từ ngày được chủ sở hữu công ty phê duyệt.</w:t>
+      </w:r>
+    </w:p>
+    <w:p>
+      <w:pPr>
+        <w:spacing w:line="240" w:lineRule="auto"/>
+        <w:ind w:firstLine="360"/>
+        <w:rPr>
+          <w:bCs/>
+          <w:sz w:val="26"/>
+          <w:szCs w:val="26"/>
+          <w:lang w:val="vi-VN"/>
+        </w:rPr>
+      </w:pPr>
+    </w:p>
+    <w:p>
+      <w:pPr>
+        <w:pStyle w:val="Heading3"/>
+        <w:ind w:firstLine="360"/>
+        <w:rPr>
+          <w:rFonts w:ascii="Times New Roman" w:hAnsi="Times New Roman"/>
+          <w:lang w:val="vi-VN"/>
+        </w:rPr>
+      </w:pPr>
+      <w:r>
+        <w:rPr>
+          <w:rFonts w:ascii="Times New Roman" w:hAnsi="Times New Roman"/>
+          <w:lang w:val="vi-VN"/>
+        </w:rPr>
+        <w:t>Điều 1</w:t>
+      </w:r>
+      <w:r>
+        <w:rPr>
+          <w:rFonts w:ascii="Times New Roman" w:hAnsi="Times New Roman"/>
+        </w:rPr>
+        <w:t>1</w:t>
+      </w:r>
+      <w:r>
+        <w:rPr>
+          <w:rFonts w:ascii="Times New Roman" w:hAnsi="Times New Roman"/>
+          <w:lang w:val="vi-VN"/>
+        </w:rPr>
+        <w:t xml:space="preserve">. Giám đốc </w:t>
+      </w:r>
+      <w:r>
+        <w:rPr>
+          <w:rFonts w:ascii="Times New Roman" w:hAnsi="Times New Roman"/>
+        </w:rPr>
+        <w:t>(</w:t>
+      </w:r>
+      <w:proofErr w:type="spellStart"/>
+      <w:r>
+        <w:rPr>
+          <w:rFonts w:ascii="Times New Roman" w:hAnsi="Times New Roman"/>
+        </w:rPr>
+        <w:t>hoặc</w:t>
+      </w:r>
+      <w:proofErr w:type="spellEnd"/>
+      <w:r>
+        <w:rPr>
+          <w:rFonts w:ascii="Times New Roman" w:hAnsi="Times New Roman"/>
+        </w:rPr>
+        <w:t xml:space="preserve"> </w:t>
+      </w:r>
+      <w:proofErr w:type="spellStart"/>
+      <w:r>
+        <w:rPr>
+          <w:rFonts w:ascii="Times New Roman" w:hAnsi="Times New Roman"/>
+        </w:rPr>
+        <w:t>Tổng</w:t>
+      </w:r>
+      <w:proofErr w:type="spellEnd"/>
+      <w:r>
+        <w:rPr>
+          <w:rFonts w:ascii="Times New Roman" w:hAnsi="Times New Roman"/>
+        </w:rPr>
+        <w:t xml:space="preserve"> </w:t>
+      </w:r>
+      <w:proofErr w:type="spellStart"/>
+      <w:r>
+        <w:rPr>
+          <w:rFonts w:ascii="Times New Roman" w:hAnsi="Times New Roman"/>
+        </w:rPr>
+        <w:t>giám</w:t>
+      </w:r>
+      <w:proofErr w:type="spellEnd"/>
+      <w:r>
+        <w:rPr>
+          <w:rFonts w:ascii="Times New Roman" w:hAnsi="Times New Roman"/>
+        </w:rPr>
+        <w:t xml:space="preserve"> </w:t>
+      </w:r>
+      <w:proofErr w:type="spellStart"/>
+      <w:r>
+        <w:rPr>
+          <w:rFonts w:ascii="Times New Roman" w:hAnsi="Times New Roman"/>
+        </w:rPr>
+        <w:t>đốc</w:t>
+      </w:r>
+      <w:proofErr w:type="spellEnd"/>
+      <w:r>
+        <w:rPr>
+          <w:rFonts w:ascii="Times New Roman" w:hAnsi="Times New Roman"/>
+        </w:rPr>
+        <w:t>)</w:t>
+      </w:r>
+    </w:p>
+    <w:p>
+      <w:pPr>
+        <w:spacing w:line="240" w:lineRule="auto"/>
+        <w:ind w:firstLine="360"/>
+        <w:rPr>
+          <w:bCs/>
+          <w:sz w:val="26"/>
+          <w:szCs w:val="26"/>
+          <w:lang w:val="vi-VN"/>
+        </w:rPr>
+      </w:pPr>
+      <w:r>
+        <w:rPr>
+          <w:bCs/>
+          <w:sz w:val="26"/>
+          <w:szCs w:val="26"/>
+          <w:lang w:val="vi-VN"/>
+        </w:rPr>
+        <w:t xml:space="preserve">1. Chủ tịch công ty bổ nhiệm hoặc thuê Giám đốc </w:t>
+      </w:r>
+      <w:r>
+        <w:rPr>
+          <w:bCs/>
+          <w:sz w:val="26"/>
+          <w:szCs w:val="26"/>
+          <w:lang w:val="vi-VN"/>
+        </w:rPr>
+        <w:t xml:space="preserve">(hoặc Tổng giám đốc) </w:t>
+      </w:r>
+      <w:r>
+        <w:rPr>
+          <w:bCs/>
+          <w:sz w:val="26"/>
+          <w:szCs w:val="26"/>
+          <w:lang w:val="vi-VN"/>
+        </w:rPr>
+        <w:t xml:space="preserve">với nhiệm kỳ không quá 05 năm để điều hành hoạt động kinh doanh hằng ngày của công ty. Giám đốc </w:t>
+      </w:r>
+      <w:r>
+        <w:rPr>
+          <w:bCs/>
+          <w:sz w:val="26"/>
+          <w:szCs w:val="26"/>
+          <w:lang w:val="vi-VN"/>
+        </w:rPr>
+        <w:t xml:space="preserve">(hoặc Tổng giám đốc) </w:t>
+      </w:r>
+      <w:r>
+        <w:rPr>
+          <w:bCs/>
+          <w:sz w:val="26"/>
+          <w:szCs w:val="26"/>
+          <w:lang w:val="vi-VN"/>
+        </w:rPr>
+        <w:t xml:space="preserve">chịu trách nhiệm trước pháp luật và Chủ tịch </w:t>
+      </w:r>
+      <w:r>
+        <w:rPr>
+          <w:bCs/>
+          <w:sz w:val="26"/>
+          <w:szCs w:val="26"/>
+          <w:lang w:val="vi-VN"/>
+        </w:rPr>
         <w:lastRenderedPageBreak/>
-        <w:t>Điều</w:t>
-      </w:r>
-      <w:proofErr w:type="spellEnd"/>
-      <w:r>
-        <w:rPr>
-          <w:rFonts w:ascii="Times New Roman" w:hAnsi="Times New Roman"/>
-        </w:rPr>
-        <w:t xml:space="preserve"> 1</w:t>
-      </w:r>
-      <w:r>
-        <w:rPr>
-          <w:rFonts w:ascii="Times New Roman" w:hAnsi="Times New Roman"/>
-        </w:rPr>
-        <w:t>0</w:t>
-      </w:r>
-      <w:r>
-        <w:rPr>
-          <w:rFonts w:ascii="Times New Roman" w:hAnsi="Times New Roman"/>
-        </w:rPr>
-        <w:t xml:space="preserve">. </w:t>
-      </w:r>
-      <w:proofErr w:type="spellStart"/>
-      <w:r>
-        <w:rPr>
-          <w:rFonts w:ascii="Times New Roman" w:hAnsi="Times New Roman"/>
-        </w:rPr>
-        <w:t>Chủ</w:t>
-      </w:r>
-      <w:proofErr w:type="spellEnd"/>
-      <w:r>
-        <w:rPr>
-          <w:rFonts w:ascii="Times New Roman" w:hAnsi="Times New Roman"/>
-        </w:rPr>
-        <w:t xml:space="preserve"> </w:t>
-      </w:r>
-      <w:proofErr w:type="spellStart"/>
-      <w:r>
-        <w:rPr>
-          <w:rFonts w:ascii="Times New Roman" w:hAnsi="Times New Roman"/>
-        </w:rPr>
-        <w:t>tịch</w:t>
-      </w:r>
-      <w:proofErr w:type="spellEnd"/>
-      <w:r>
-        <w:rPr>
-          <w:rFonts w:ascii="Times New Roman" w:hAnsi="Times New Roman"/>
-        </w:rPr>
-        <w:t xml:space="preserve"> </w:t>
-      </w:r>
-      <w:proofErr w:type="spellStart"/>
-      <w:r>
-        <w:rPr>
-          <w:rFonts w:ascii="Times New Roman" w:hAnsi="Times New Roman"/>
-        </w:rPr>
-        <w:t>công</w:t>
-      </w:r>
-      <w:proofErr w:type="spellEnd"/>
-      <w:r>
-        <w:rPr>
-          <w:rFonts w:ascii="Times New Roman" w:hAnsi="Times New Roman"/>
-        </w:rPr>
-        <w:t xml:space="preserve"> ty</w:t>
-      </w:r>
-    </w:p>
-    <w:p>
-      <w:pPr>
-        <w:spacing w:line="240" w:lineRule="auto"/>
-        <w:ind w:firstLine="360"/>
-        <w:rPr>
-          <w:bCs/>
-          <w:sz w:val="26"/>
-          <w:szCs w:val="26"/>
-          <w:lang w:val="vi-VN"/>
-        </w:rPr>
-      </w:pPr>
-      <w:r>
-        <w:rPr>
-          <w:bCs/>
-          <w:sz w:val="26"/>
-          <w:szCs w:val="26"/>
-          <w:lang w:val="vi-VN"/>
-        </w:rPr>
-        <w:t>1. Chủ tịch công ty nhân danh chủ sở hữu công ty thực hiện quyền và nghĩa vụ của chủ sở hữu công ty; nhân danh công ty thực hiện quyền và nghĩa vụ của công ty, trừ quyền và nghĩa vụ của Giám đốc</w:t>
-      </w:r>
-      <w:r>
-        <w:rPr>
-          <w:bCs/>
-          <w:sz w:val="26"/>
-          <w:szCs w:val="26"/>
-          <w:lang w:val="vi-VN"/>
-        </w:rPr>
-        <w:t xml:space="preserve"> (hoặc Tổng giám đốc)</w:t>
-      </w:r>
-      <w:r>
-        <w:rPr>
-          <w:bCs/>
-          <w:sz w:val="26"/>
-          <w:szCs w:val="26"/>
-          <w:lang w:val="vi-VN"/>
-        </w:rPr>
-        <w:t>; chịu trách nhiệm trước pháp luật và chủ sở hữu công ty về việc thực hiện quyền và nghĩa vụ được giao theo quy định của Điều lệ công ty, Luật Doanh nghiệp và quy định khác của pháp luật có liên quan.</w:t>
-      </w:r>
-    </w:p>
-    <w:p>
-      <w:pPr>
-        <w:spacing w:line="240" w:lineRule="auto"/>
-        <w:ind w:firstLine="360"/>
-        <w:rPr>
-          <w:bCs/>
-          <w:sz w:val="26"/>
-          <w:szCs w:val="26"/>
-          <w:lang w:val="vi-VN"/>
-        </w:rPr>
-      </w:pPr>
-      <w:r>
-        <w:rPr>
-          <w:bCs/>
-          <w:sz w:val="26"/>
-          <w:szCs w:val="26"/>
-          <w:lang w:val="vi-VN"/>
-        </w:rPr>
-        <w:t>2. Quyền, nghĩa vụ và chế độ làm việc của Chủ tịch công ty được thực hiện theo quy định tại Điều lệ công ty, Luật Doanh nghiệp và quy định khác của pháp luật có liên quan.</w:t>
-      </w:r>
-    </w:p>
-    <w:p>
-      <w:pPr>
-        <w:spacing w:line="240" w:lineRule="auto"/>
-        <w:ind w:firstLine="360"/>
-        <w:rPr>
-          <w:bCs/>
-          <w:sz w:val="26"/>
-          <w:szCs w:val="26"/>
-          <w:lang w:val="vi-VN"/>
-        </w:rPr>
-      </w:pPr>
-      <w:r>
-        <w:rPr>
-          <w:bCs/>
-          <w:sz w:val="26"/>
-          <w:szCs w:val="26"/>
-          <w:lang w:val="vi-VN"/>
-        </w:rPr>
-        <w:t>3. Quyết định của Chủ tịch công ty về thực hiện quyền và nghĩa vụ của chủ sở hữu công ty có hiệu lực kể từ ngày được chủ sở hữu công ty phê duyệt.</w:t>
-      </w:r>
-    </w:p>
-    <w:p>
-      <w:pPr>
-        <w:spacing w:line="240" w:lineRule="auto"/>
-        <w:ind w:firstLine="360"/>
-        <w:rPr>
-          <w:bCs/>
-          <w:sz w:val="26"/>
-          <w:szCs w:val="26"/>
-          <w:lang w:val="vi-VN"/>
-        </w:rPr>
-      </w:pPr>
-    </w:p>
-    <w:p>
-      <w:pPr>
-        <w:pStyle w:val="Heading3"/>
-        <w:ind w:firstLine="360"/>
-        <w:rPr>
-          <w:rFonts w:ascii="Times New Roman" w:hAnsi="Times New Roman"/>
-          <w:lang w:val="vi-VN"/>
-        </w:rPr>
-      </w:pPr>
-      <w:r>
-        <w:rPr>
-          <w:rFonts w:ascii="Times New Roman" w:hAnsi="Times New Roman"/>
-          <w:lang w:val="vi-VN"/>
-        </w:rPr>
-        <w:t>Điều 1</w:t>
-      </w:r>
-      <w:r>
-        <w:rPr>
-          <w:rFonts w:ascii="Times New Roman" w:hAnsi="Times New Roman"/>
-        </w:rPr>
-        <w:t>1</w:t>
-      </w:r>
-      <w:r>
-        <w:rPr>
-          <w:rFonts w:ascii="Times New Roman" w:hAnsi="Times New Roman"/>
-          <w:lang w:val="vi-VN"/>
-        </w:rPr>
-        <w:t xml:space="preserve">. Giám đốc </w:t>
-      </w:r>
-      <w:r>
-        <w:rPr>
-          <w:rFonts w:ascii="Times New Roman" w:hAnsi="Times New Roman"/>
-        </w:rPr>
-        <w:t>(</w:t>
-      </w:r>
-      <w:proofErr w:type="spellStart"/>
-      <w:r>
-        <w:rPr>
-          <w:rFonts w:ascii="Times New Roman" w:hAnsi="Times New Roman"/>
-        </w:rPr>
-        <w:t>hoặc</w:t>
-      </w:r>
-      <w:proofErr w:type="spellEnd"/>
-      <w:r>
-        <w:rPr>
-          <w:rFonts w:ascii="Times New Roman" w:hAnsi="Times New Roman"/>
-        </w:rPr>
-        <w:t xml:space="preserve"> </w:t>
-      </w:r>
-      <w:proofErr w:type="spellStart"/>
-      <w:r>
-        <w:rPr>
-          <w:rFonts w:ascii="Times New Roman" w:hAnsi="Times New Roman"/>
-        </w:rPr>
-        <w:t>Tổng</w:t>
-      </w:r>
-      <w:proofErr w:type="spellEnd"/>
-      <w:r>
-        <w:rPr>
-          <w:rFonts w:ascii="Times New Roman" w:hAnsi="Times New Roman"/>
-        </w:rPr>
-        <w:t xml:space="preserve"> </w:t>
-      </w:r>
-      <w:proofErr w:type="spellStart"/>
-      <w:r>
-        <w:rPr>
-          <w:rFonts w:ascii="Times New Roman" w:hAnsi="Times New Roman"/>
-        </w:rPr>
-        <w:t>giám</w:t>
-      </w:r>
-      <w:proofErr w:type="spellEnd"/>
-      <w:r>
-        <w:rPr>
-          <w:rFonts w:ascii="Times New Roman" w:hAnsi="Times New Roman"/>
-        </w:rPr>
-        <w:t xml:space="preserve"> </w:t>
-      </w:r>
-      <w:proofErr w:type="spellStart"/>
-      <w:r>
-        <w:rPr>
-          <w:rFonts w:ascii="Times New Roman" w:hAnsi="Times New Roman"/>
-        </w:rPr>
-        <w:t>đốc</w:t>
-      </w:r>
-      <w:proofErr w:type="spellEnd"/>
-      <w:r>
-        <w:rPr>
-          <w:rFonts w:ascii="Times New Roman" w:hAnsi="Times New Roman"/>
-        </w:rPr>
-        <w:t>)</w:t>
-      </w:r>
-    </w:p>
-    <w:p>
-      <w:pPr>
-        <w:spacing w:line="240" w:lineRule="auto"/>
-        <w:ind w:firstLine="360"/>
-        <w:rPr>
-          <w:bCs/>
-          <w:sz w:val="26"/>
-          <w:szCs w:val="26"/>
-          <w:lang w:val="vi-VN"/>
-        </w:rPr>
-      </w:pPr>
-      <w:r>
-        <w:rPr>
-          <w:bCs/>
-          <w:sz w:val="26"/>
-          <w:szCs w:val="26"/>
-          <w:lang w:val="vi-VN"/>
-        </w:rPr>
-        <w:t xml:space="preserve">1. Chủ tịch công ty bổ nhiệm hoặc thuê Giám đốc </w:t>
-      </w:r>
-      <w:r>
-        <w:rPr>
-          <w:bCs/>
-          <w:sz w:val="26"/>
-          <w:szCs w:val="26"/>
-          <w:lang w:val="vi-VN"/>
-        </w:rPr>
-        <w:t xml:space="preserve">(hoặc Tổng giám đốc) </w:t>
-      </w:r>
-      <w:r>
-        <w:rPr>
-          <w:bCs/>
-          <w:sz w:val="26"/>
-          <w:szCs w:val="26"/>
-          <w:lang w:val="vi-VN"/>
-        </w:rPr>
-        <w:t xml:space="preserve">với nhiệm kỳ không quá 05 năm để điều hành hoạt động kinh doanh hằng ngày của công ty. Giám đốc </w:t>
-      </w:r>
-      <w:r>
-        <w:rPr>
-          <w:bCs/>
-          <w:sz w:val="26"/>
-          <w:szCs w:val="26"/>
-          <w:lang w:val="vi-VN"/>
-        </w:rPr>
-        <w:t xml:space="preserve">(hoặc Tổng giám đốc) </w:t>
-      </w:r>
-      <w:r>
-        <w:rPr>
-          <w:bCs/>
-          <w:sz w:val="26"/>
-          <w:szCs w:val="26"/>
-          <w:lang w:val="vi-VN"/>
-        </w:rPr>
-        <w:t>chịu trách nhiệm trước pháp luật và Chủ tịch công ty về việc thực hiện quyền và nghĩa vụ của mình. Chủ tịch công ty có thể kiêm Giám đốc</w:t>
+        <w:t>công ty về việc thực hiện quyền và nghĩa vụ của mình. Chủ tịch công ty có thể kiêm Giám đốc</w:t>
       </w:r>
       <w:r>
         <w:rPr>
@@ -11853,6 +13141,7 @@
           <w:rFonts w:ascii="Times New Roman" w:hAnsi="Times New Roman"/>
           <w:color w:val="000000"/>
         </w:rPr>
+        <w:lastRenderedPageBreak/>
         <w:t>Điều</w:t>
       </w:r>
       <w:proofErr w:type="spellEnd"/>
@@ -13776,7 +15065,6 @@
           <w:szCs w:val="26"/>
           <w:lang w:val="vi-VN"/>
         </w:rPr>
-        <w:lastRenderedPageBreak/>
         <w:t>Các vấn đề khác liên quan đến phân phối lợi nhuận được thực hiện theo quy định của pháp luật.</w:t>
       </w:r>
     </w:p>
@@ -13924,6 +15212,7 @@
         <w:rPr>
           <w:rFonts w:ascii="Times New Roman" w:hAnsi="Times New Roman"/>
         </w:rPr>
+        <w:lastRenderedPageBreak/>
         <w:t>Chương</w:t>
       </w:r>
       <w:proofErr w:type="spellEnd"/>
@@ -14707,148 +15996,148 @@
           <w:szCs w:val="26"/>
           <w:lang w:val="vi-VN"/>
         </w:rPr>
+        <w:t>1. Thông qua nghị quyết, quyết định giải thể doanh nghiệp. Nghị quyết, quyết định giải thể doanh nghiệp phải bao gồm các nội dung chủ yếu sau đây:</w:t>
+      </w:r>
+    </w:p>
+    <w:p>
+      <w:pPr>
+        <w:spacing w:line="240" w:lineRule="auto"/>
+        <w:ind w:firstLine="360"/>
+        <w:rPr>
+          <w:sz w:val="26"/>
+          <w:szCs w:val="26"/>
+          <w:lang w:val="vi-VN"/>
+        </w:rPr>
+      </w:pPr>
+      <w:r>
+        <w:rPr>
+          <w:sz w:val="26"/>
+          <w:szCs w:val="26"/>
+          <w:lang w:val="vi-VN"/>
+        </w:rPr>
+        <w:t>a) Tên, địa chỉ trụ sở chính của doanh nghiệp;</w:t>
+      </w:r>
+    </w:p>
+    <w:p>
+      <w:pPr>
+        <w:spacing w:line="240" w:lineRule="auto"/>
+        <w:ind w:firstLine="360"/>
+        <w:rPr>
+          <w:sz w:val="26"/>
+          <w:szCs w:val="26"/>
+          <w:lang w:val="vi-VN"/>
+        </w:rPr>
+      </w:pPr>
+      <w:r>
+        <w:rPr>
+          <w:sz w:val="26"/>
+          <w:szCs w:val="26"/>
+          <w:lang w:val="vi-VN"/>
+        </w:rPr>
+        <w:t>b) Lý do giải thể;</w:t>
+      </w:r>
+    </w:p>
+    <w:p>
+      <w:pPr>
+        <w:spacing w:line="240" w:lineRule="auto"/>
+        <w:ind w:firstLine="360"/>
+        <w:rPr>
+          <w:sz w:val="26"/>
+          <w:szCs w:val="26"/>
+          <w:lang w:val="vi-VN"/>
+        </w:rPr>
+      </w:pPr>
+      <w:r>
+        <w:rPr>
+          <w:sz w:val="26"/>
+          <w:szCs w:val="26"/>
+          <w:lang w:val="vi-VN"/>
+        </w:rPr>
+        <w:t>c) Thời hạn, thủ tục thanh lý hợp đồng và thanh toán các khoản nợ của doanh nghiệp;</w:t>
+      </w:r>
+    </w:p>
+    <w:p>
+      <w:pPr>
+        <w:spacing w:line="240" w:lineRule="auto"/>
+        <w:ind w:firstLine="360"/>
+        <w:rPr>
+          <w:sz w:val="26"/>
+          <w:szCs w:val="26"/>
+          <w:lang w:val="vi-VN"/>
+        </w:rPr>
+      </w:pPr>
+      <w:r>
+        <w:rPr>
+          <w:sz w:val="26"/>
+          <w:szCs w:val="26"/>
+          <w:lang w:val="vi-VN"/>
+        </w:rPr>
+        <w:t>d) Phương án xử lý các nghĩa vụ phát sinh từ hợp đồng lao động;</w:t>
+      </w:r>
+    </w:p>
+    <w:p>
+      <w:pPr>
+        <w:spacing w:line="240" w:lineRule="auto"/>
+        <w:ind w:firstLine="360"/>
+        <w:rPr>
+          <w:sz w:val="26"/>
+          <w:szCs w:val="26"/>
+          <w:lang w:val="vi-VN"/>
+        </w:rPr>
+      </w:pPr>
+      <w:r>
+        <w:rPr>
+          <w:sz w:val="26"/>
+          <w:szCs w:val="26"/>
+          <w:lang w:val="vi-VN"/>
+        </w:rPr>
+        <w:t>đ) Họ, tên, chữ ký của chủ sở hữu công ty</w:t>
+      </w:r>
+      <w:r>
+        <w:rPr>
+          <w:sz w:val="26"/>
+          <w:szCs w:val="26"/>
+          <w:lang w:val="vi-VN"/>
+        </w:rPr>
+        <w:t>.</w:t>
+      </w:r>
+    </w:p>
+    <w:p>
+      <w:pPr>
+        <w:spacing w:line="240" w:lineRule="auto"/>
+        <w:ind w:firstLine="360"/>
+        <w:rPr>
+          <w:sz w:val="26"/>
+          <w:szCs w:val="26"/>
+          <w:lang w:val="vi-VN"/>
+        </w:rPr>
+      </w:pPr>
+      <w:r>
+        <w:rPr>
+          <w:sz w:val="26"/>
+          <w:szCs w:val="26"/>
+          <w:lang w:val="vi-VN"/>
+        </w:rPr>
+        <w:t>2. Chủ sở hữu công ty trực tiếp tổ chức thanh lý tài sản doanh nghiệp;</w:t>
+      </w:r>
+    </w:p>
+    <w:p>
+      <w:pPr>
+        <w:spacing w:line="240" w:lineRule="auto"/>
+        <w:ind w:firstLine="360"/>
+        <w:rPr>
+          <w:sz w:val="26"/>
+          <w:szCs w:val="26"/>
+          <w:lang w:val="vi-VN"/>
+        </w:rPr>
+      </w:pPr>
+      <w:r>
+        <w:rPr>
+          <w:sz w:val="26"/>
+          <w:szCs w:val="26"/>
+          <w:lang w:val="vi-VN"/>
+        </w:rPr>
         <w:lastRenderedPageBreak/>
-        <w:t>1. Thông qua nghị quyết, quyết định giải thể doanh nghiệp. Nghị quyết, quyết định giải thể doanh nghiệp phải bao gồm các nội dung chủ yếu sau đây:</w:t>
-      </w:r>
-    </w:p>
-    <w:p>
-      <w:pPr>
-        <w:spacing w:line="240" w:lineRule="auto"/>
-        <w:ind w:firstLine="360"/>
-        <w:rPr>
-          <w:sz w:val="26"/>
-          <w:szCs w:val="26"/>
-          <w:lang w:val="vi-VN"/>
-        </w:rPr>
-      </w:pPr>
-      <w:r>
-        <w:rPr>
-          <w:sz w:val="26"/>
-          <w:szCs w:val="26"/>
-          <w:lang w:val="vi-VN"/>
-        </w:rPr>
-        <w:t>a) Tên, địa chỉ trụ sở chính của doanh nghiệp;</w:t>
-      </w:r>
-    </w:p>
-    <w:p>
-      <w:pPr>
-        <w:spacing w:line="240" w:lineRule="auto"/>
-        <w:ind w:firstLine="360"/>
-        <w:rPr>
-          <w:sz w:val="26"/>
-          <w:szCs w:val="26"/>
-          <w:lang w:val="vi-VN"/>
-        </w:rPr>
-      </w:pPr>
-      <w:r>
-        <w:rPr>
-          <w:sz w:val="26"/>
-          <w:szCs w:val="26"/>
-          <w:lang w:val="vi-VN"/>
-        </w:rPr>
-        <w:t>b) Lý do giải thể;</w:t>
-      </w:r>
-    </w:p>
-    <w:p>
-      <w:pPr>
-        <w:spacing w:line="240" w:lineRule="auto"/>
-        <w:ind w:firstLine="360"/>
-        <w:rPr>
-          <w:sz w:val="26"/>
-          <w:szCs w:val="26"/>
-          <w:lang w:val="vi-VN"/>
-        </w:rPr>
-      </w:pPr>
-      <w:r>
-        <w:rPr>
-          <w:sz w:val="26"/>
-          <w:szCs w:val="26"/>
-          <w:lang w:val="vi-VN"/>
-        </w:rPr>
-        <w:t>c) Thời hạn, thủ tục thanh lý hợp đồng và thanh toán các khoản nợ của doanh nghiệp;</w:t>
-      </w:r>
-    </w:p>
-    <w:p>
-      <w:pPr>
-        <w:spacing w:line="240" w:lineRule="auto"/>
-        <w:ind w:firstLine="360"/>
-        <w:rPr>
-          <w:sz w:val="26"/>
-          <w:szCs w:val="26"/>
-          <w:lang w:val="vi-VN"/>
-        </w:rPr>
-      </w:pPr>
-      <w:r>
-        <w:rPr>
-          <w:sz w:val="26"/>
-          <w:szCs w:val="26"/>
-          <w:lang w:val="vi-VN"/>
-        </w:rPr>
-        <w:t>d) Phương án xử lý các nghĩa vụ phát sinh từ hợp đồng lao động;</w:t>
-      </w:r>
-    </w:p>
-    <w:p>
-      <w:pPr>
-        <w:spacing w:line="240" w:lineRule="auto"/>
-        <w:ind w:firstLine="360"/>
-        <w:rPr>
-          <w:sz w:val="26"/>
-          <w:szCs w:val="26"/>
-          <w:lang w:val="vi-VN"/>
-        </w:rPr>
-      </w:pPr>
-      <w:r>
-        <w:rPr>
-          <w:sz w:val="26"/>
-          <w:szCs w:val="26"/>
-          <w:lang w:val="vi-VN"/>
-        </w:rPr>
-        <w:t>đ) Họ, tên, chữ ký của chủ sở hữu công ty</w:t>
-      </w:r>
-      <w:r>
-        <w:rPr>
-          <w:sz w:val="26"/>
-          <w:szCs w:val="26"/>
-          <w:lang w:val="vi-VN"/>
-        </w:rPr>
-        <w:t>.</w:t>
-      </w:r>
-    </w:p>
-    <w:p>
-      <w:pPr>
-        <w:spacing w:line="240" w:lineRule="auto"/>
-        <w:ind w:firstLine="360"/>
-        <w:rPr>
-          <w:sz w:val="26"/>
-          <w:szCs w:val="26"/>
-          <w:lang w:val="vi-VN"/>
-        </w:rPr>
-      </w:pPr>
-      <w:r>
-        <w:rPr>
-          <w:sz w:val="26"/>
-          <w:szCs w:val="26"/>
-          <w:lang w:val="vi-VN"/>
-        </w:rPr>
-        <w:t>2. Chủ sở hữu công ty trực tiếp tổ chức thanh lý tài sản doanh nghiệp;</w:t>
-      </w:r>
-    </w:p>
-    <w:p>
-      <w:pPr>
-        <w:spacing w:line="240" w:lineRule="auto"/>
-        <w:ind w:firstLine="360"/>
-        <w:rPr>
-          <w:sz w:val="26"/>
-          <w:szCs w:val="26"/>
-          <w:lang w:val="vi-VN"/>
-        </w:rPr>
-      </w:pPr>
-      <w:r>
-        <w:rPr>
-          <w:sz w:val="26"/>
-          <w:szCs w:val="26"/>
-          <w:lang w:val="vi-VN"/>
-        </w:rPr>
         <w:t>3. Trong thời hạn 07 ngày làm việc kể từ ngày thông qua, quyết định giải thể phải được gửi đến Cơ quan đăng ký kinh doanh, cơ quan thuế, người lao động trong doanh nghiệp. Quyết định giải thể phải được đăng trên cổng thông tin quốc gia về đăng ký doanh nghiệp và được niêm yết công khai tại trụ sở chính, chi nhánh, văn phòng đại diện của doanh nghiệp. Trường hợp doanh nghiệp còn nghĩa vụ tài chính chưa thanh toán thì phải gửi kèm theo quyết định giải thể và phương án giải quyết nợ đến các chủ nợ, người có quyền, nghĩa vụ và lợi ích có liên quan. Phương án giải quyết nợ phải có tên, địa chỉ của chủ nợ; số nợ, thời hạn, địa điểm và phương thức thanh toán số nợ đó; cách thức và thời hạn giải quyết khiếu nại của chủ nợ;</w:t>
       </w:r>
     </w:p>
@@ -15184,7 +16473,6 @@
         <w:rPr>
           <w:rFonts w:ascii="Times New Roman" w:hAnsi="Times New Roman"/>
         </w:rPr>
-        <w:lastRenderedPageBreak/>
         <w:t>Điều</w:t>
       </w:r>
       <w:proofErr w:type="spellEnd"/>
@@ -15398,6 +16686,7 @@
           <w:szCs w:val="26"/>
           <w:lang w:val="vi-VN"/>
         </w:rPr>
+        <w:lastRenderedPageBreak/>
         <w:t>2. Khi muốn bổ sung, sửa đổi nội dung Điều lệ này, Chủ Sở hữu công ty sẽ xem xét, quyết định theo tình hình thực tế.</w:t>
       </w:r>
     </w:p>
@@ -15993,6 +17282,7 @@
           <w:szCs w:val="26"/>
           <w:lang w:val="vi-VN"/>
         </w:rPr>
+        <w:lastRenderedPageBreak/>
         <w:t>Thành Phố</w:t>
       </w:r>
       <w:r>
